--- a/projeto/documentos/Documentação Skate.log.docx
+++ b/projeto/documentos/Documentação Skate.log.docx
@@ -2,15 +2,3565 @@
 <file path=word/document.xml><?xml version="1.0" encoding="utf-8"?>
 <w:document xmlns:wpc="http://schemas.microsoft.com/office/word/2010/wordprocessingCanvas" xmlns:cx="http://schemas.microsoft.com/office/drawing/2014/chartex" xmlns:cx1="http://schemas.microsoft.com/office/drawing/2015/9/8/chartex" xmlns:cx2="http://schemas.microsoft.com/office/drawing/2015/10/21/chartex" xmlns:cx3="http://schemas.microsoft.com/office/drawing/2016/5/9/chartex" xmlns:cx4="http://schemas.microsoft.com/office/drawing/2016/5/10/chartex" xmlns:cx5="http://schemas.microsoft.com/office/drawing/2016/5/11/chartex" xmlns:cx6="http://schemas.microsoft.com/office/drawing/2016/5/12/chartex" xmlns:cx7="http://schemas.microsoft.com/office/drawing/2016/5/13/chartex" xmlns:cx8="http://schemas.microsoft.com/office/drawing/2016/5/14/chartex" xmlns:mc="http://schemas.openxmlformats.org/markup-compatibility/2006" xmlns:aink="http://schemas.microsoft.com/office/drawing/2016/ink" xmlns:am3d="http://schemas.microsoft.com/office/drawing/2017/model3d" xmlns:o="urn:schemas-microsoft-com:office:office" xmlns:oel="http://schemas.microsoft.com/office/2019/extlst" xmlns:r="http://schemas.openxmlformats.org/officeDocument/2006/relationships" xmlns:m="http://schemas.openxmlformats.org/officeDocument/2006/math" xmlns:v="urn:schemas-microsoft-com:vml" xmlns:wp14="http://schemas.microsoft.com/office/word/2010/wordprocessingDrawing" xmlns:wp="http://schemas.openxmlformats.org/drawingml/2006/wordprocessingDrawing" xmlns:w10="urn:schemas-microsoft-com:office:word" xmlns:w="http://schemas.openxmlformats.org/wordprocessingml/2006/main" xmlns:w14="http://schemas.microsoft.com/office/word/2010/wordml" xmlns:w15="http://schemas.microsoft.com/office/word/2012/wordml" xmlns:w16cex="http://schemas.microsoft.com/office/word/2018/wordml/cex" xmlns:w16cid="http://schemas.microsoft.com/office/word/2016/wordml/cid" xmlns:w16="http://schemas.microsoft.com/office/word/2018/wordml" xmlns:w16du="http://schemas.microsoft.com/office/word/2023/wordml/word16du" xmlns:w16sdtdh="http://schemas.microsoft.com/office/word/2020/wordml/sdtdatahash" xmlns:w16sdtfl="http://schemas.microsoft.com/office/word/2024/wordml/sdtformatlock" xmlns:w16se="http://schemas.microsoft.com/office/word/2015/wordml/symex" xmlns:wpg="http://schemas.microsoft.com/office/word/2010/wordprocessingGroup" xmlns:wpi="http://schemas.microsoft.com/office/word/2010/wordprocessingInk" xmlns:wne="http://schemas.microsoft.com/office/word/2006/wordml" xmlns:wps="http://schemas.microsoft.com/office/word/2010/wordprocessingShape" mc:Ignorable="w14 w15 w16se w16cid w16 w16cex w16sdtdh w16sdtfl w16du wp14">
   <w:body>
+    <w:p>
+      <w:pPr>
+        <w:spacing w:line="360" w:lineRule="auto"/>
+        <w:jc w:val="center"/>
+        <w:rPr>
+          <w:b/>
+          <w:bCs/>
+        </w:rPr>
+      </w:pPr>
+      <w:r>
+        <w:rPr>
+          <w:b/>
+          <w:bCs/>
+        </w:rPr>
+        <w:t>SPTECH</w:t>
+      </w:r>
+    </w:p>
+    <w:p>
+      <w:pPr>
+        <w:spacing w:line="360" w:lineRule="auto"/>
+        <w:jc w:val="center"/>
+        <w:rPr>
+          <w:b/>
+          <w:bCs/>
+        </w:rPr>
+      </w:pPr>
+      <w:r>
+        <w:rPr>
+          <w:b/>
+          <w:bCs/>
+        </w:rPr>
+        <w:t>BACHAREL EM CIÊNCIAS DA COMPUTAÇÃO</w:t>
+      </w:r>
+    </w:p>
+    <w:p>
+      <w:pPr>
+        <w:spacing w:line="360" w:lineRule="auto"/>
+        <w:jc w:val="center"/>
+        <w:rPr>
+          <w:b/>
+          <w:bCs/>
+        </w:rPr>
+      </w:pPr>
+      <w:r>
+        <w:rPr>
+          <w:b/>
+          <w:bCs/>
+        </w:rPr>
+        <w:t>CCOB – 2026/1</w:t>
+      </w:r>
+    </w:p>
+    <w:p>
+      <w:pPr>
+        <w:spacing w:line="360" w:lineRule="auto"/>
+        <w:jc w:val="center"/>
+        <w:rPr>
+          <w:b/>
+          <w:bCs/>
+        </w:rPr>
+      </w:pPr>
+    </w:p>
+    <w:p>
+      <w:pPr>
+        <w:spacing w:line="360" w:lineRule="auto"/>
+        <w:jc w:val="center"/>
+        <w:rPr>
+          <w:b/>
+          <w:bCs/>
+        </w:rPr>
+      </w:pPr>
+    </w:p>
+    <w:p>
+      <w:pPr>
+        <w:spacing w:line="360" w:lineRule="auto"/>
+        <w:jc w:val="center"/>
+      </w:pPr>
+      <w:r>
+        <w:t>M</w:t>
+      </w:r>
+      <w:r>
+        <w:t>ARCELO CARLOS DE CARVALHO</w:t>
+      </w:r>
+      <w:r>
+        <w:t xml:space="preserve"> – 04261069</w:t>
+      </w:r>
+    </w:p>
+    <w:p>
+      <w:pPr>
+        <w:spacing w:line="360" w:lineRule="auto"/>
+        <w:jc w:val="center"/>
+      </w:pPr>
+    </w:p>
+    <w:p>
+      <w:pPr>
+        <w:spacing w:line="360" w:lineRule="auto"/>
+        <w:jc w:val="center"/>
+      </w:pPr>
+    </w:p>
+    <w:p>
+      <w:pPr>
+        <w:spacing w:line="360" w:lineRule="auto"/>
+        <w:jc w:val="center"/>
+      </w:pPr>
+    </w:p>
+    <w:p>
+      <w:pPr>
+        <w:spacing w:line="360" w:lineRule="auto"/>
+        <w:jc w:val="center"/>
+      </w:pPr>
+    </w:p>
+    <w:p>
+      <w:pPr>
+        <w:spacing w:line="360" w:lineRule="auto"/>
+        <w:jc w:val="center"/>
+        <w:rPr>
+          <w:b/>
+          <w:bCs/>
+        </w:rPr>
+      </w:pPr>
+      <w:r>
+        <w:rPr>
+          <w:b/>
+          <w:bCs/>
+        </w:rPr>
+        <w:t>SKATE.LOG</w:t>
+      </w:r>
+    </w:p>
+    <w:p>
+      <w:pPr>
+        <w:spacing w:line="360" w:lineRule="auto"/>
+        <w:jc w:val="center"/>
+      </w:pPr>
+      <w:r>
+        <w:t>DOCUMENTAÇÃO DO PROJETO SKATE.LOG</w:t>
+      </w:r>
+    </w:p>
+    <w:p>
+      <w:pPr>
+        <w:spacing w:line="360" w:lineRule="auto"/>
+        <w:jc w:val="center"/>
+      </w:pPr>
+    </w:p>
+    <w:p>
+      <w:pPr>
+        <w:spacing w:line="360" w:lineRule="auto"/>
+        <w:jc w:val="center"/>
+      </w:pPr>
+    </w:p>
+    <w:p>
+      <w:pPr>
+        <w:spacing w:line="360" w:lineRule="auto"/>
+        <w:jc w:val="center"/>
+      </w:pPr>
+    </w:p>
+    <w:p>
+      <w:pPr>
+        <w:spacing w:line="360" w:lineRule="auto"/>
+        <w:jc w:val="center"/>
+      </w:pPr>
+    </w:p>
+    <w:p>
+      <w:pPr>
+        <w:spacing w:line="360" w:lineRule="auto"/>
+        <w:jc w:val="center"/>
+      </w:pPr>
+    </w:p>
+    <w:p>
+      <w:pPr>
+        <w:spacing w:line="360" w:lineRule="auto"/>
+        <w:jc w:val="center"/>
+      </w:pPr>
+    </w:p>
+    <w:p>
+      <w:pPr>
+        <w:spacing w:line="360" w:lineRule="auto"/>
+        <w:ind w:left="-1701" w:right="-1134"/>
+        <w:jc w:val="center"/>
+      </w:pPr>
+    </w:p>
+    <w:p>
+      <w:pPr>
+        <w:spacing w:line="360" w:lineRule="auto"/>
+        <w:jc w:val="center"/>
+      </w:pPr>
+    </w:p>
+    <w:p>
+      <w:pPr>
+        <w:spacing w:line="360" w:lineRule="auto"/>
+      </w:pPr>
+    </w:p>
+    <w:p>
+      <w:pPr>
+        <w:spacing w:line="360" w:lineRule="auto"/>
+        <w:jc w:val="center"/>
+      </w:pPr>
+      <w:r>
+        <w:t>SÃO PAULO – SP</w:t>
+      </w:r>
+    </w:p>
+    <w:p>
+      <w:pPr>
+        <w:spacing w:line="360" w:lineRule="auto"/>
+        <w:jc w:val="center"/>
+      </w:pPr>
+      <w:r>
+        <w:t>2026</w:t>
+      </w:r>
+    </w:p>
+    <w:p>
+      <w:pPr>
+        <w:spacing w:line="360" w:lineRule="auto"/>
+        <w:jc w:val="center"/>
+      </w:pPr>
+      <w:r>
+        <w:lastRenderedPageBreak/>
+        <w:t>MARCELO CARLOS DE CARVALHO</w:t>
+      </w:r>
+    </w:p>
+    <w:p>
+      <w:pPr>
+        <w:spacing w:line="360" w:lineRule="auto"/>
+        <w:jc w:val="center"/>
+      </w:pPr>
+    </w:p>
+    <w:p>
+      <w:pPr>
+        <w:spacing w:line="360" w:lineRule="auto"/>
+        <w:jc w:val="center"/>
+      </w:pPr>
+    </w:p>
+    <w:p>
+      <w:pPr>
+        <w:spacing w:line="360" w:lineRule="auto"/>
+        <w:jc w:val="center"/>
+      </w:pPr>
+    </w:p>
+    <w:p>
+      <w:pPr>
+        <w:spacing w:line="360" w:lineRule="auto"/>
+        <w:jc w:val="center"/>
+      </w:pPr>
+    </w:p>
+    <w:p>
+      <w:pPr>
+        <w:spacing w:line="360" w:lineRule="auto"/>
+        <w:jc w:val="center"/>
+        <w:rPr>
+          <w:b/>
+          <w:bCs/>
+        </w:rPr>
+      </w:pPr>
+      <w:r>
+        <w:rPr>
+          <w:b/>
+          <w:bCs/>
+        </w:rPr>
+        <w:t>SKATE.LOG</w:t>
+      </w:r>
+    </w:p>
+    <w:p>
+      <w:pPr>
+        <w:spacing w:line="360" w:lineRule="auto"/>
+        <w:jc w:val="center"/>
+      </w:pPr>
+      <w:r>
+        <w:t>DOCUMENTAÇÃO DO PROJETO SKATE.LOG</w:t>
+      </w:r>
+    </w:p>
+    <w:p>
+      <w:pPr>
+        <w:spacing w:line="360" w:lineRule="auto"/>
+        <w:jc w:val="center"/>
+      </w:pPr>
+    </w:p>
+    <w:p>
+      <w:pPr>
+        <w:spacing w:line="360" w:lineRule="auto"/>
+        <w:jc w:val="center"/>
+      </w:pPr>
+    </w:p>
+    <w:p>
+      <w:pPr>
+        <w:spacing w:line="360" w:lineRule="auto"/>
+        <w:jc w:val="center"/>
+      </w:pPr>
+    </w:p>
+    <w:p>
+      <w:pPr>
+        <w:spacing w:line="360" w:lineRule="auto"/>
+        <w:jc w:val="center"/>
+      </w:pPr>
+    </w:p>
+    <w:p>
+      <w:pPr>
+        <w:spacing w:line="360" w:lineRule="auto"/>
+        <w:ind w:left="4253"/>
+        <w:jc w:val="both"/>
+      </w:pPr>
+      <w:r>
+        <w:t>Projeto apresentado para a S</w:t>
+      </w:r>
+      <w:r>
+        <w:t xml:space="preserve">ão Paulo Tech </w:t>
+      </w:r>
+      <w:proofErr w:type="spellStart"/>
+      <w:r>
+        <w:t>School</w:t>
+      </w:r>
+      <w:proofErr w:type="spellEnd"/>
+      <w:r>
+        <w:t xml:space="preserve"> </w:t>
+      </w:r>
+      <w:r>
+        <w:t>(</w:t>
+      </w:r>
+      <w:proofErr w:type="spellStart"/>
+      <w:r>
+        <w:t>Sptech</w:t>
+      </w:r>
+      <w:proofErr w:type="spellEnd"/>
+      <w:r>
+        <w:t>)</w:t>
+      </w:r>
+      <w:r>
+        <w:t xml:space="preserve">, </w:t>
+      </w:r>
+      <w:r>
+        <w:t>como projeto individual do primeiro semestre do curso de Ciências da computação</w:t>
+      </w:r>
+      <w:r>
+        <w:t xml:space="preserve"> do ano de 2026.</w:t>
+      </w:r>
+    </w:p>
+    <w:p>
+      <w:pPr>
+        <w:spacing w:line="360" w:lineRule="auto"/>
+        <w:ind w:left="4253"/>
+        <w:jc w:val="both"/>
+      </w:pPr>
+    </w:p>
+    <w:p>
+      <w:pPr>
+        <w:spacing w:line="360" w:lineRule="auto"/>
+        <w:ind w:left="4253"/>
+        <w:jc w:val="both"/>
+      </w:pPr>
+      <w:r>
+        <w:t>Orientador: Júlia Lima</w:t>
+      </w:r>
+    </w:p>
+    <w:p>
+      <w:pPr>
+        <w:spacing w:line="360" w:lineRule="auto"/>
+        <w:jc w:val="both"/>
+      </w:pPr>
+    </w:p>
+    <w:p>
+      <w:pPr>
+        <w:spacing w:line="360" w:lineRule="auto"/>
+        <w:jc w:val="both"/>
+      </w:pPr>
+    </w:p>
+    <w:p>
+      <w:pPr>
+        <w:spacing w:line="360" w:lineRule="auto"/>
+        <w:jc w:val="both"/>
+      </w:pPr>
+    </w:p>
+    <w:p>
+      <w:pPr>
+        <w:spacing w:line="360" w:lineRule="auto"/>
+        <w:jc w:val="both"/>
+      </w:pPr>
+    </w:p>
+    <w:p>
+      <w:pPr>
+        <w:spacing w:line="360" w:lineRule="auto"/>
+        <w:jc w:val="both"/>
+      </w:pPr>
+    </w:p>
+    <w:p>
+      <w:pPr>
+        <w:spacing w:line="360" w:lineRule="auto"/>
+        <w:jc w:val="center"/>
+      </w:pPr>
+      <w:r>
+        <w:t>SÃO PAULO - SP</w:t>
+      </w:r>
+    </w:p>
+    <w:p>
+      <w:pPr>
+        <w:spacing w:line="360" w:lineRule="auto"/>
+        <w:jc w:val="center"/>
+      </w:pPr>
+      <w:r>
+        <w:t>2026</w:t>
+      </w:r>
+    </w:p>
+    <w:sdt>
+      <w:sdtPr>
+        <w:id w:val="-1335918420"/>
+        <w:docPartObj>
+          <w:docPartGallery w:val="Table of Contents"/>
+          <w:docPartUnique/>
+        </w:docPartObj>
+      </w:sdtPr>
+      <w:sdtEndPr>
+        <w:rPr>
+          <w:rFonts w:asciiTheme="minorHAnsi" w:eastAsiaTheme="minorHAnsi" w:hAnsiTheme="minorHAnsi" w:cstheme="minorBidi"/>
+          <w:b/>
+          <w:bCs/>
+          <w:color w:val="auto"/>
+          <w:sz w:val="24"/>
+          <w:szCs w:val="24"/>
+          <w:lang w:eastAsia="en-US"/>
+        </w:rPr>
+      </w:sdtEndPr>
+      <w:sdtContent>
+        <w:p>
+          <w:pPr>
+            <w:pStyle w:val="CabealhodoSumrio"/>
+          </w:pPr>
+          <w:r>
+            <w:t>Sumário</w:t>
+          </w:r>
+        </w:p>
+        <w:p>
+          <w:pPr>
+            <w:pStyle w:val="Sumrio1"/>
+            <w:tabs>
+              <w:tab w:val="right" w:leader="dot" w:pos="9061"/>
+            </w:tabs>
+            <w:rPr>
+              <w:rFonts w:eastAsiaTheme="minorEastAsia"/>
+              <w:noProof/>
+              <w:kern w:val="2"/>
+              <w:lang w:eastAsia="pt-BR"/>
+              <w14:ligatures w14:val="standardContextual"/>
+            </w:rPr>
+          </w:pPr>
+          <w:r>
+            <w:fldChar w:fldCharType="begin"/>
+          </w:r>
+          <w:r>
+            <w:instrText xml:space="preserve"> TOC \o "1-3" \h \z \u </w:instrText>
+          </w:r>
+          <w:r>
+            <w:fldChar w:fldCharType="separate"/>
+          </w:r>
+          <w:hyperlink w:anchor="_Toc227570272" w:history="1">
+            <w:r>
+              <w:rPr>
+                <w:rStyle w:val="Hyperlink"/>
+                <w:noProof/>
+              </w:rPr>
+              <w:t>1.CONTEXTO</w:t>
+            </w:r>
+            <w:r>
+              <w:rPr>
+                <w:noProof/>
+                <w:webHidden/>
+              </w:rPr>
+              <w:tab/>
+            </w:r>
+            <w:r>
+              <w:rPr>
+                <w:noProof/>
+                <w:webHidden/>
+              </w:rPr>
+              <w:fldChar w:fldCharType="begin"/>
+            </w:r>
+            <w:r>
+              <w:rPr>
+                <w:noProof/>
+                <w:webHidden/>
+              </w:rPr>
+              <w:instrText xml:space="preserve"> PAGEREF _Toc227570272 \h </w:instrText>
+            </w:r>
+            <w:r>
+              <w:rPr>
+                <w:noProof/>
+                <w:webHidden/>
+              </w:rPr>
+            </w:r>
+            <w:r>
+              <w:rPr>
+                <w:noProof/>
+                <w:webHidden/>
+              </w:rPr>
+              <w:fldChar w:fldCharType="separate"/>
+            </w:r>
+            <w:r>
+              <w:rPr>
+                <w:noProof/>
+                <w:webHidden/>
+              </w:rPr>
+              <w:t>4</w:t>
+            </w:r>
+            <w:r>
+              <w:rPr>
+                <w:noProof/>
+                <w:webHidden/>
+              </w:rPr>
+              <w:fldChar w:fldCharType="end"/>
+            </w:r>
+          </w:hyperlink>
+        </w:p>
+        <w:p>
+          <w:pPr>
+            <w:pStyle w:val="Sumrio1"/>
+            <w:tabs>
+              <w:tab w:val="right" w:leader="dot" w:pos="9061"/>
+            </w:tabs>
+            <w:rPr>
+              <w:rFonts w:eastAsiaTheme="minorEastAsia"/>
+              <w:noProof/>
+              <w:kern w:val="2"/>
+              <w:lang w:eastAsia="pt-BR"/>
+              <w14:ligatures w14:val="standardContextual"/>
+            </w:rPr>
+          </w:pPr>
+          <w:hyperlink w:anchor="_Toc227570273" w:history="1">
+            <w:r>
+              <w:rPr>
+                <w:rStyle w:val="Hyperlink"/>
+                <w:noProof/>
+              </w:rPr>
+              <w:t>2.OBJETIVOS</w:t>
+            </w:r>
+            <w:r>
+              <w:rPr>
+                <w:noProof/>
+                <w:webHidden/>
+              </w:rPr>
+              <w:tab/>
+            </w:r>
+            <w:r>
+              <w:rPr>
+                <w:noProof/>
+                <w:webHidden/>
+              </w:rPr>
+              <w:fldChar w:fldCharType="begin"/>
+            </w:r>
+            <w:r>
+              <w:rPr>
+                <w:noProof/>
+                <w:webHidden/>
+              </w:rPr>
+              <w:instrText xml:space="preserve"> PAGEREF _Toc227570273 \h </w:instrText>
+            </w:r>
+            <w:r>
+              <w:rPr>
+                <w:noProof/>
+                <w:webHidden/>
+              </w:rPr>
+            </w:r>
+            <w:r>
+              <w:rPr>
+                <w:noProof/>
+                <w:webHidden/>
+              </w:rPr>
+              <w:fldChar w:fldCharType="separate"/>
+            </w:r>
+            <w:r>
+              <w:rPr>
+                <w:noProof/>
+                <w:webHidden/>
+              </w:rPr>
+              <w:t>5</w:t>
+            </w:r>
+            <w:r>
+              <w:rPr>
+                <w:noProof/>
+                <w:webHidden/>
+              </w:rPr>
+              <w:fldChar w:fldCharType="end"/>
+            </w:r>
+          </w:hyperlink>
+        </w:p>
+        <w:p>
+          <w:pPr>
+            <w:pStyle w:val="Sumrio1"/>
+            <w:tabs>
+              <w:tab w:val="right" w:leader="dot" w:pos="9061"/>
+            </w:tabs>
+            <w:rPr>
+              <w:rFonts w:eastAsiaTheme="minorEastAsia"/>
+              <w:noProof/>
+              <w:kern w:val="2"/>
+              <w:lang w:eastAsia="pt-BR"/>
+              <w14:ligatures w14:val="standardContextual"/>
+            </w:rPr>
+          </w:pPr>
+          <w:hyperlink w:anchor="_Toc227570274" w:history="1">
+            <w:r>
+              <w:rPr>
+                <w:rStyle w:val="Hyperlink"/>
+                <w:noProof/>
+              </w:rPr>
+              <w:t>3.JUSTIFICATIVA</w:t>
+            </w:r>
+            <w:r>
+              <w:rPr>
+                <w:noProof/>
+                <w:webHidden/>
+              </w:rPr>
+              <w:tab/>
+            </w:r>
+            <w:r>
+              <w:rPr>
+                <w:noProof/>
+                <w:webHidden/>
+              </w:rPr>
+              <w:fldChar w:fldCharType="begin"/>
+            </w:r>
+            <w:r>
+              <w:rPr>
+                <w:noProof/>
+                <w:webHidden/>
+              </w:rPr>
+              <w:instrText xml:space="preserve"> PAGEREF _Toc227570274 \h </w:instrText>
+            </w:r>
+            <w:r>
+              <w:rPr>
+                <w:noProof/>
+                <w:webHidden/>
+              </w:rPr>
+            </w:r>
+            <w:r>
+              <w:rPr>
+                <w:noProof/>
+                <w:webHidden/>
+              </w:rPr>
+              <w:fldChar w:fldCharType="separate"/>
+            </w:r>
+            <w:r>
+              <w:rPr>
+                <w:noProof/>
+                <w:webHidden/>
+              </w:rPr>
+              <w:t>6</w:t>
+            </w:r>
+            <w:r>
+              <w:rPr>
+                <w:noProof/>
+                <w:webHidden/>
+              </w:rPr>
+              <w:fldChar w:fldCharType="end"/>
+            </w:r>
+          </w:hyperlink>
+        </w:p>
+        <w:p>
+          <w:pPr>
+            <w:pStyle w:val="Sumrio1"/>
+            <w:tabs>
+              <w:tab w:val="right" w:leader="dot" w:pos="9061"/>
+            </w:tabs>
+            <w:rPr>
+              <w:rFonts w:eastAsiaTheme="minorEastAsia"/>
+              <w:noProof/>
+              <w:kern w:val="2"/>
+              <w:lang w:eastAsia="pt-BR"/>
+              <w14:ligatures w14:val="standardContextual"/>
+            </w:rPr>
+          </w:pPr>
+          <w:hyperlink w:anchor="_Toc227570275" w:history="1">
+            <w:r>
+              <w:rPr>
+                <w:rStyle w:val="Hyperlink"/>
+                <w:noProof/>
+              </w:rPr>
+              <w:t>4.ESCOPO</w:t>
+            </w:r>
+            <w:r>
+              <w:rPr>
+                <w:noProof/>
+                <w:webHidden/>
+              </w:rPr>
+              <w:tab/>
+            </w:r>
+            <w:r>
+              <w:rPr>
+                <w:noProof/>
+                <w:webHidden/>
+              </w:rPr>
+              <w:fldChar w:fldCharType="begin"/>
+            </w:r>
+            <w:r>
+              <w:rPr>
+                <w:noProof/>
+                <w:webHidden/>
+              </w:rPr>
+              <w:instrText xml:space="preserve"> PAGEREF _Toc227570275 \h </w:instrText>
+            </w:r>
+            <w:r>
+              <w:rPr>
+                <w:noProof/>
+                <w:webHidden/>
+              </w:rPr>
+            </w:r>
+            <w:r>
+              <w:rPr>
+                <w:noProof/>
+                <w:webHidden/>
+              </w:rPr>
+              <w:fldChar w:fldCharType="separate"/>
+            </w:r>
+            <w:r>
+              <w:rPr>
+                <w:noProof/>
+                <w:webHidden/>
+              </w:rPr>
+              <w:t>7</w:t>
+            </w:r>
+            <w:r>
+              <w:rPr>
+                <w:noProof/>
+                <w:webHidden/>
+              </w:rPr>
+              <w:fldChar w:fldCharType="end"/>
+            </w:r>
+          </w:hyperlink>
+        </w:p>
+        <w:p>
+          <w:pPr>
+            <w:pStyle w:val="Sumrio2"/>
+            <w:tabs>
+              <w:tab w:val="right" w:leader="dot" w:pos="9061"/>
+            </w:tabs>
+            <w:rPr>
+              <w:rFonts w:eastAsiaTheme="minorEastAsia"/>
+              <w:noProof/>
+              <w:kern w:val="2"/>
+              <w:lang w:eastAsia="pt-BR"/>
+              <w14:ligatures w14:val="standardContextual"/>
+            </w:rPr>
+          </w:pPr>
+          <w:hyperlink w:anchor="_Toc227570276" w:history="1">
+            <w:r>
+              <w:rPr>
+                <w:rStyle w:val="Hyperlink"/>
+                <w:noProof/>
+              </w:rPr>
+              <w:t>4.1DESCRIÇÃO</w:t>
+            </w:r>
+            <w:r>
+              <w:rPr>
+                <w:noProof/>
+                <w:webHidden/>
+              </w:rPr>
+              <w:tab/>
+            </w:r>
+            <w:r>
+              <w:rPr>
+                <w:noProof/>
+                <w:webHidden/>
+              </w:rPr>
+              <w:fldChar w:fldCharType="begin"/>
+            </w:r>
+            <w:r>
+              <w:rPr>
+                <w:noProof/>
+                <w:webHidden/>
+              </w:rPr>
+              <w:instrText xml:space="preserve"> PAGEREF _Toc227570276 \h </w:instrText>
+            </w:r>
+            <w:r>
+              <w:rPr>
+                <w:noProof/>
+                <w:webHidden/>
+              </w:rPr>
+            </w:r>
+            <w:r>
+              <w:rPr>
+                <w:noProof/>
+                <w:webHidden/>
+              </w:rPr>
+              <w:fldChar w:fldCharType="separate"/>
+            </w:r>
+            <w:r>
+              <w:rPr>
+                <w:noProof/>
+                <w:webHidden/>
+              </w:rPr>
+              <w:t>7</w:t>
+            </w:r>
+            <w:r>
+              <w:rPr>
+                <w:noProof/>
+                <w:webHidden/>
+              </w:rPr>
+              <w:fldChar w:fldCharType="end"/>
+            </w:r>
+          </w:hyperlink>
+        </w:p>
+        <w:p>
+          <w:pPr>
+            <w:pStyle w:val="Sumrio2"/>
+            <w:tabs>
+              <w:tab w:val="right" w:leader="dot" w:pos="9061"/>
+            </w:tabs>
+            <w:rPr>
+              <w:rFonts w:eastAsiaTheme="minorEastAsia"/>
+              <w:noProof/>
+              <w:kern w:val="2"/>
+              <w:lang w:eastAsia="pt-BR"/>
+              <w14:ligatures w14:val="standardContextual"/>
+            </w:rPr>
+          </w:pPr>
+          <w:hyperlink w:anchor="_Toc227570277" w:history="1">
+            <w:r>
+              <w:rPr>
+                <w:rStyle w:val="Hyperlink"/>
+                <w:noProof/>
+              </w:rPr>
+              <w:t>4.2RESULTADOS</w:t>
+            </w:r>
+            <w:r>
+              <w:rPr>
+                <w:noProof/>
+                <w:webHidden/>
+              </w:rPr>
+              <w:tab/>
+            </w:r>
+            <w:r>
+              <w:rPr>
+                <w:noProof/>
+                <w:webHidden/>
+              </w:rPr>
+              <w:fldChar w:fldCharType="begin"/>
+            </w:r>
+            <w:r>
+              <w:rPr>
+                <w:noProof/>
+                <w:webHidden/>
+              </w:rPr>
+              <w:instrText xml:space="preserve"> PAGEREF _Toc227570277 \h </w:instrText>
+            </w:r>
+            <w:r>
+              <w:rPr>
+                <w:noProof/>
+                <w:webHidden/>
+              </w:rPr>
+            </w:r>
+            <w:r>
+              <w:rPr>
+                <w:noProof/>
+                <w:webHidden/>
+              </w:rPr>
+              <w:fldChar w:fldCharType="separate"/>
+            </w:r>
+            <w:r>
+              <w:rPr>
+                <w:noProof/>
+                <w:webHidden/>
+              </w:rPr>
+              <w:t>8</w:t>
+            </w:r>
+            <w:r>
+              <w:rPr>
+                <w:noProof/>
+                <w:webHidden/>
+              </w:rPr>
+              <w:fldChar w:fldCharType="end"/>
+            </w:r>
+          </w:hyperlink>
+        </w:p>
+        <w:p>
+          <w:pPr>
+            <w:pStyle w:val="Sumrio2"/>
+            <w:tabs>
+              <w:tab w:val="right" w:leader="dot" w:pos="9061"/>
+            </w:tabs>
+            <w:rPr>
+              <w:rFonts w:eastAsiaTheme="minorEastAsia"/>
+              <w:noProof/>
+              <w:kern w:val="2"/>
+              <w:lang w:eastAsia="pt-BR"/>
+              <w14:ligatures w14:val="standardContextual"/>
+            </w:rPr>
+          </w:pPr>
+          <w:hyperlink w:anchor="_Toc227570278" w:history="1">
+            <w:r>
+              <w:rPr>
+                <w:rStyle w:val="Hyperlink"/>
+                <w:noProof/>
+              </w:rPr>
+              <w:t>4.3REQUISITOS</w:t>
+            </w:r>
+            <w:r>
+              <w:rPr>
+                <w:noProof/>
+                <w:webHidden/>
+              </w:rPr>
+              <w:tab/>
+            </w:r>
+            <w:r>
+              <w:rPr>
+                <w:noProof/>
+                <w:webHidden/>
+              </w:rPr>
+              <w:fldChar w:fldCharType="begin"/>
+            </w:r>
+            <w:r>
+              <w:rPr>
+                <w:noProof/>
+                <w:webHidden/>
+              </w:rPr>
+              <w:instrText xml:space="preserve"> PAGEREF _Toc227570278 \h </w:instrText>
+            </w:r>
+            <w:r>
+              <w:rPr>
+                <w:noProof/>
+                <w:webHidden/>
+              </w:rPr>
+            </w:r>
+            <w:r>
+              <w:rPr>
+                <w:noProof/>
+                <w:webHidden/>
+              </w:rPr>
+              <w:fldChar w:fldCharType="separate"/>
+            </w:r>
+            <w:r>
+              <w:rPr>
+                <w:noProof/>
+                <w:webHidden/>
+              </w:rPr>
+              <w:t>9</w:t>
+            </w:r>
+            <w:r>
+              <w:rPr>
+                <w:noProof/>
+                <w:webHidden/>
+              </w:rPr>
+              <w:fldChar w:fldCharType="end"/>
+            </w:r>
+          </w:hyperlink>
+        </w:p>
+        <w:p>
+          <w:pPr>
+            <w:pStyle w:val="Sumrio2"/>
+            <w:tabs>
+              <w:tab w:val="right" w:leader="dot" w:pos="9061"/>
+            </w:tabs>
+            <w:rPr>
+              <w:rFonts w:eastAsiaTheme="minorEastAsia"/>
+              <w:noProof/>
+              <w:kern w:val="2"/>
+              <w:lang w:eastAsia="pt-BR"/>
+              <w14:ligatures w14:val="standardContextual"/>
+            </w:rPr>
+          </w:pPr>
+          <w:hyperlink w:anchor="_Toc227570279" w:history="1">
+            <w:r>
+              <w:rPr>
+                <w:rStyle w:val="Hyperlink"/>
+                <w:noProof/>
+              </w:rPr>
+              <w:t>4.4LIMITES E EXCLUSÕES</w:t>
+            </w:r>
+            <w:r>
+              <w:rPr>
+                <w:noProof/>
+                <w:webHidden/>
+              </w:rPr>
+              <w:tab/>
+            </w:r>
+            <w:r>
+              <w:rPr>
+                <w:noProof/>
+                <w:webHidden/>
+              </w:rPr>
+              <w:fldChar w:fldCharType="begin"/>
+            </w:r>
+            <w:r>
+              <w:rPr>
+                <w:noProof/>
+                <w:webHidden/>
+              </w:rPr>
+              <w:instrText xml:space="preserve"> PAGEREF _Toc227570279 \h </w:instrText>
+            </w:r>
+            <w:r>
+              <w:rPr>
+                <w:noProof/>
+                <w:webHidden/>
+              </w:rPr>
+            </w:r>
+            <w:r>
+              <w:rPr>
+                <w:noProof/>
+                <w:webHidden/>
+              </w:rPr>
+              <w:fldChar w:fldCharType="separate"/>
+            </w:r>
+            <w:r>
+              <w:rPr>
+                <w:noProof/>
+                <w:webHidden/>
+              </w:rPr>
+              <w:t>10</w:t>
+            </w:r>
+            <w:r>
+              <w:rPr>
+                <w:noProof/>
+                <w:webHidden/>
+              </w:rPr>
+              <w:fldChar w:fldCharType="end"/>
+            </w:r>
+          </w:hyperlink>
+        </w:p>
+        <w:p>
+          <w:pPr>
+            <w:pStyle w:val="Sumrio2"/>
+            <w:tabs>
+              <w:tab w:val="right" w:leader="dot" w:pos="9061"/>
+            </w:tabs>
+            <w:rPr>
+              <w:rFonts w:eastAsiaTheme="minorEastAsia"/>
+              <w:noProof/>
+              <w:kern w:val="2"/>
+              <w:lang w:eastAsia="pt-BR"/>
+              <w14:ligatures w14:val="standardContextual"/>
+            </w:rPr>
+          </w:pPr>
+          <w:hyperlink w:anchor="_Toc227570280" w:history="1">
+            <w:r>
+              <w:rPr>
+                <w:rStyle w:val="Hyperlink"/>
+                <w:noProof/>
+              </w:rPr>
+              <w:t>4.5MACRO CRONOGRAMA</w:t>
+            </w:r>
+            <w:r>
+              <w:rPr>
+                <w:noProof/>
+                <w:webHidden/>
+              </w:rPr>
+              <w:tab/>
+            </w:r>
+            <w:r>
+              <w:rPr>
+                <w:noProof/>
+                <w:webHidden/>
+              </w:rPr>
+              <w:fldChar w:fldCharType="begin"/>
+            </w:r>
+            <w:r>
+              <w:rPr>
+                <w:noProof/>
+                <w:webHidden/>
+              </w:rPr>
+              <w:instrText xml:space="preserve"> PAGEREF _Toc227570280 \h </w:instrText>
+            </w:r>
+            <w:r>
+              <w:rPr>
+                <w:noProof/>
+                <w:webHidden/>
+              </w:rPr>
+            </w:r>
+            <w:r>
+              <w:rPr>
+                <w:noProof/>
+                <w:webHidden/>
+              </w:rPr>
+              <w:fldChar w:fldCharType="separate"/>
+            </w:r>
+            <w:r>
+              <w:rPr>
+                <w:noProof/>
+                <w:webHidden/>
+              </w:rPr>
+              <w:t>11</w:t>
+            </w:r>
+            <w:r>
+              <w:rPr>
+                <w:noProof/>
+                <w:webHidden/>
+              </w:rPr>
+              <w:fldChar w:fldCharType="end"/>
+            </w:r>
+          </w:hyperlink>
+        </w:p>
+        <w:p>
+          <w:pPr>
+            <w:pStyle w:val="Sumrio2"/>
+            <w:tabs>
+              <w:tab w:val="right" w:leader="dot" w:pos="9061"/>
+            </w:tabs>
+            <w:rPr>
+              <w:rFonts w:eastAsiaTheme="minorEastAsia"/>
+              <w:noProof/>
+              <w:kern w:val="2"/>
+              <w:lang w:eastAsia="pt-BR"/>
+              <w14:ligatures w14:val="standardContextual"/>
+            </w:rPr>
+          </w:pPr>
+          <w:hyperlink w:anchor="_Toc227570281" w:history="1">
+            <w:r>
+              <w:rPr>
+                <w:rStyle w:val="Hyperlink"/>
+                <w:noProof/>
+              </w:rPr>
+              <w:t>4.6RECURSOS</w:t>
+            </w:r>
+            <w:r>
+              <w:rPr>
+                <w:noProof/>
+                <w:webHidden/>
+              </w:rPr>
+              <w:tab/>
+            </w:r>
+            <w:r>
+              <w:rPr>
+                <w:noProof/>
+                <w:webHidden/>
+              </w:rPr>
+              <w:fldChar w:fldCharType="begin"/>
+            </w:r>
+            <w:r>
+              <w:rPr>
+                <w:noProof/>
+                <w:webHidden/>
+              </w:rPr>
+              <w:instrText xml:space="preserve"> PAGEREF _Toc227570281 \h </w:instrText>
+            </w:r>
+            <w:r>
+              <w:rPr>
+                <w:noProof/>
+                <w:webHidden/>
+              </w:rPr>
+            </w:r>
+            <w:r>
+              <w:rPr>
+                <w:noProof/>
+                <w:webHidden/>
+              </w:rPr>
+              <w:fldChar w:fldCharType="separate"/>
+            </w:r>
+            <w:r>
+              <w:rPr>
+                <w:noProof/>
+                <w:webHidden/>
+              </w:rPr>
+              <w:t>12</w:t>
+            </w:r>
+            <w:r>
+              <w:rPr>
+                <w:noProof/>
+                <w:webHidden/>
+              </w:rPr>
+              <w:fldChar w:fldCharType="end"/>
+            </w:r>
+          </w:hyperlink>
+        </w:p>
+        <w:p>
+          <w:pPr>
+            <w:pStyle w:val="Sumrio2"/>
+            <w:tabs>
+              <w:tab w:val="right" w:leader="dot" w:pos="9061"/>
+            </w:tabs>
+            <w:rPr>
+              <w:rFonts w:eastAsiaTheme="minorEastAsia"/>
+              <w:noProof/>
+              <w:kern w:val="2"/>
+              <w:lang w:eastAsia="pt-BR"/>
+              <w14:ligatures w14:val="standardContextual"/>
+            </w:rPr>
+          </w:pPr>
+          <w:hyperlink w:anchor="_Toc227570282" w:history="1">
+            <w:r>
+              <w:rPr>
+                <w:rStyle w:val="Hyperlink"/>
+                <w:noProof/>
+              </w:rPr>
+              <w:t>4.7RISCOS E RESTRIÇÕES</w:t>
+            </w:r>
+            <w:r>
+              <w:rPr>
+                <w:noProof/>
+                <w:webHidden/>
+              </w:rPr>
+              <w:tab/>
+            </w:r>
+            <w:r>
+              <w:rPr>
+                <w:noProof/>
+                <w:webHidden/>
+              </w:rPr>
+              <w:fldChar w:fldCharType="begin"/>
+            </w:r>
+            <w:r>
+              <w:rPr>
+                <w:noProof/>
+                <w:webHidden/>
+              </w:rPr>
+              <w:instrText xml:space="preserve"> PAGEREF _Toc227570282 \h </w:instrText>
+            </w:r>
+            <w:r>
+              <w:rPr>
+                <w:noProof/>
+                <w:webHidden/>
+              </w:rPr>
+            </w:r>
+            <w:r>
+              <w:rPr>
+                <w:noProof/>
+                <w:webHidden/>
+              </w:rPr>
+              <w:fldChar w:fldCharType="separate"/>
+            </w:r>
+            <w:r>
+              <w:rPr>
+                <w:noProof/>
+                <w:webHidden/>
+              </w:rPr>
+              <w:t>13</w:t>
+            </w:r>
+            <w:r>
+              <w:rPr>
+                <w:noProof/>
+                <w:webHidden/>
+              </w:rPr>
+              <w:fldChar w:fldCharType="end"/>
+            </w:r>
+          </w:hyperlink>
+        </w:p>
+        <w:p>
+          <w:pPr>
+            <w:pStyle w:val="Sumrio2"/>
+            <w:tabs>
+              <w:tab w:val="right" w:leader="dot" w:pos="9061"/>
+            </w:tabs>
+            <w:rPr>
+              <w:rFonts w:eastAsiaTheme="minorEastAsia"/>
+              <w:noProof/>
+              <w:kern w:val="2"/>
+              <w:lang w:eastAsia="pt-BR"/>
+              <w14:ligatures w14:val="standardContextual"/>
+            </w:rPr>
+          </w:pPr>
+          <w:hyperlink w:anchor="_Toc227570283" w:history="1">
+            <w:r>
+              <w:rPr>
+                <w:rStyle w:val="Hyperlink"/>
+                <w:noProof/>
+              </w:rPr>
+              <w:t>4.8STAKEHOLDERS</w:t>
+            </w:r>
+            <w:r>
+              <w:rPr>
+                <w:noProof/>
+                <w:webHidden/>
+              </w:rPr>
+              <w:tab/>
+            </w:r>
+            <w:r>
+              <w:rPr>
+                <w:noProof/>
+                <w:webHidden/>
+              </w:rPr>
+              <w:fldChar w:fldCharType="begin"/>
+            </w:r>
+            <w:r>
+              <w:rPr>
+                <w:noProof/>
+                <w:webHidden/>
+              </w:rPr>
+              <w:instrText xml:space="preserve"> PAGEREF _Toc227570283 \h </w:instrText>
+            </w:r>
+            <w:r>
+              <w:rPr>
+                <w:noProof/>
+                <w:webHidden/>
+              </w:rPr>
+            </w:r>
+            <w:r>
+              <w:rPr>
+                <w:noProof/>
+                <w:webHidden/>
+              </w:rPr>
+              <w:fldChar w:fldCharType="separate"/>
+            </w:r>
+            <w:r>
+              <w:rPr>
+                <w:noProof/>
+                <w:webHidden/>
+              </w:rPr>
+              <w:t>14</w:t>
+            </w:r>
+            <w:r>
+              <w:rPr>
+                <w:noProof/>
+                <w:webHidden/>
+              </w:rPr>
+              <w:fldChar w:fldCharType="end"/>
+            </w:r>
+          </w:hyperlink>
+        </w:p>
+        <w:p>
+          <w:pPr>
+            <w:pStyle w:val="Sumrio1"/>
+            <w:tabs>
+              <w:tab w:val="right" w:leader="dot" w:pos="9061"/>
+            </w:tabs>
+            <w:rPr>
+              <w:rFonts w:eastAsiaTheme="minorEastAsia"/>
+              <w:noProof/>
+              <w:kern w:val="2"/>
+              <w:lang w:eastAsia="pt-BR"/>
+              <w14:ligatures w14:val="standardContextual"/>
+            </w:rPr>
+          </w:pPr>
+          <w:hyperlink w:anchor="_Toc227570284" w:history="1">
+            <w:r>
+              <w:rPr>
+                <w:rStyle w:val="Hyperlink"/>
+                <w:noProof/>
+              </w:rPr>
+              <w:t>5.DIAGRAMA DE SOLUÇÃO</w:t>
+            </w:r>
+            <w:r>
+              <w:rPr>
+                <w:noProof/>
+                <w:webHidden/>
+              </w:rPr>
+              <w:tab/>
+            </w:r>
+            <w:r>
+              <w:rPr>
+                <w:noProof/>
+                <w:webHidden/>
+              </w:rPr>
+              <w:fldChar w:fldCharType="begin"/>
+            </w:r>
+            <w:r>
+              <w:rPr>
+                <w:noProof/>
+                <w:webHidden/>
+              </w:rPr>
+              <w:instrText xml:space="preserve"> PAGEREF _Toc227570284 \h </w:instrText>
+            </w:r>
+            <w:r>
+              <w:rPr>
+                <w:noProof/>
+                <w:webHidden/>
+              </w:rPr>
+            </w:r>
+            <w:r>
+              <w:rPr>
+                <w:noProof/>
+                <w:webHidden/>
+              </w:rPr>
+              <w:fldChar w:fldCharType="separate"/>
+            </w:r>
+            <w:r>
+              <w:rPr>
+                <w:noProof/>
+                <w:webHidden/>
+              </w:rPr>
+              <w:t>15</w:t>
+            </w:r>
+            <w:r>
+              <w:rPr>
+                <w:noProof/>
+                <w:webHidden/>
+              </w:rPr>
+              <w:fldChar w:fldCharType="end"/>
+            </w:r>
+          </w:hyperlink>
+        </w:p>
+        <w:p>
+          <w:pPr>
+            <w:pStyle w:val="Sumrio1"/>
+            <w:tabs>
+              <w:tab w:val="right" w:leader="dot" w:pos="9061"/>
+            </w:tabs>
+            <w:rPr>
+              <w:rFonts w:eastAsiaTheme="minorEastAsia"/>
+              <w:noProof/>
+              <w:kern w:val="2"/>
+              <w:lang w:eastAsia="pt-BR"/>
+              <w14:ligatures w14:val="standardContextual"/>
+            </w:rPr>
+          </w:pPr>
+          <w:hyperlink w:anchor="_Toc227570285" w:history="1">
+            <w:r>
+              <w:rPr>
+                <w:rStyle w:val="Hyperlink"/>
+                <w:noProof/>
+              </w:rPr>
+              <w:t>6.PREMISSAS E RESTRIÇÕES</w:t>
+            </w:r>
+            <w:r>
+              <w:rPr>
+                <w:noProof/>
+                <w:webHidden/>
+              </w:rPr>
+              <w:tab/>
+            </w:r>
+            <w:r>
+              <w:rPr>
+                <w:noProof/>
+                <w:webHidden/>
+              </w:rPr>
+              <w:fldChar w:fldCharType="begin"/>
+            </w:r>
+            <w:r>
+              <w:rPr>
+                <w:noProof/>
+                <w:webHidden/>
+              </w:rPr>
+              <w:instrText xml:space="preserve"> PAGEREF _Toc227570285 \h </w:instrText>
+            </w:r>
+            <w:r>
+              <w:rPr>
+                <w:noProof/>
+                <w:webHidden/>
+              </w:rPr>
+            </w:r>
+            <w:r>
+              <w:rPr>
+                <w:noProof/>
+                <w:webHidden/>
+              </w:rPr>
+              <w:fldChar w:fldCharType="separate"/>
+            </w:r>
+            <w:r>
+              <w:rPr>
+                <w:noProof/>
+                <w:webHidden/>
+              </w:rPr>
+              <w:t>16</w:t>
+            </w:r>
+            <w:r>
+              <w:rPr>
+                <w:noProof/>
+                <w:webHidden/>
+              </w:rPr>
+              <w:fldChar w:fldCharType="end"/>
+            </w:r>
+          </w:hyperlink>
+        </w:p>
+        <w:p>
+          <w:r>
+            <w:rPr>
+              <w:b/>
+              <w:bCs/>
+            </w:rPr>
+            <w:fldChar w:fldCharType="end"/>
+          </w:r>
+        </w:p>
+      </w:sdtContent>
+    </w:sdt>
+    <w:p>
+      <w:pPr>
+        <w:pStyle w:val="Ttulo1"/>
+      </w:pPr>
+    </w:p>
+    <w:p>
+      <w:pPr>
+        <w:spacing w:line="360" w:lineRule="auto"/>
+        <w:jc w:val="both"/>
+      </w:pPr>
+    </w:p>
+    <w:p>
+      <w:pPr>
+        <w:spacing w:line="360" w:lineRule="auto"/>
+        <w:jc w:val="both"/>
+      </w:pPr>
+    </w:p>
+    <w:p>
+      <w:pPr>
+        <w:spacing w:line="360" w:lineRule="auto"/>
+        <w:jc w:val="both"/>
+      </w:pPr>
+    </w:p>
+    <w:p>
+      <w:pPr>
+        <w:spacing w:line="360" w:lineRule="auto"/>
+        <w:jc w:val="both"/>
+      </w:pPr>
+    </w:p>
+    <w:p>
+      <w:pPr>
+        <w:spacing w:line="360" w:lineRule="auto"/>
+        <w:jc w:val="both"/>
+      </w:pPr>
+    </w:p>
+    <w:p>
+      <w:pPr>
+        <w:spacing w:line="360" w:lineRule="auto"/>
+        <w:jc w:val="both"/>
+      </w:pPr>
+    </w:p>
+    <w:p>
+      <w:pPr>
+        <w:spacing w:line="360" w:lineRule="auto"/>
+        <w:jc w:val="both"/>
+      </w:pPr>
+    </w:p>
+    <w:p>
+      <w:pPr>
+        <w:spacing w:line="360" w:lineRule="auto"/>
+        <w:jc w:val="both"/>
+      </w:pPr>
+    </w:p>
+    <w:p>
+      <w:pPr>
+        <w:spacing w:line="360" w:lineRule="auto"/>
+        <w:jc w:val="both"/>
+      </w:pPr>
+    </w:p>
+    <w:p>
+      <w:pPr>
+        <w:rPr>
+          <w:lang w:eastAsia="pt-BR"/>
+        </w:rPr>
+      </w:pPr>
+    </w:p>
+    <w:p>
+      <w:pPr>
+        <w:pStyle w:val="Ttulo1"/>
+      </w:pPr>
+      <w:bookmarkStart w:id="0" w:name="_Toc227570272"/>
+      <w:r>
+        <w:lastRenderedPageBreak/>
+        <w:t>1.</w:t>
+      </w:r>
+      <w:r>
+        <w:t>CONTEXTO</w:t>
+      </w:r>
+      <w:bookmarkEnd w:id="0"/>
+      <w:r>
+        <w:t> </w:t>
+      </w:r>
+    </w:p>
+    <w:p>
+      <w:pPr>
+        <w:spacing w:line="360" w:lineRule="auto"/>
+        <w:jc w:val="both"/>
+      </w:pPr>
+      <w:r>
+        <w:t>Este projeto nasce da profunda conexão pessoal</w:t>
+      </w:r>
+      <w:r>
+        <w:t xml:space="preserve"> e empatia</w:t>
+      </w:r>
+      <w:r>
+        <w:t xml:space="preserve"> que tenho </w:t>
+      </w:r>
+      <w:r>
+        <w:t>pel</w:t>
+      </w:r>
+      <w:r>
+        <w:t xml:space="preserve">o skate, uma prática que </w:t>
+      </w:r>
+      <w:r>
+        <w:t>vai além</w:t>
+      </w:r>
+      <w:r>
+        <w:t xml:space="preserve"> </w:t>
+      </w:r>
+      <w:r>
+        <w:t>d</w:t>
+      </w:r>
+      <w:r>
+        <w:t xml:space="preserve">o esporte e se manifesta como uma </w:t>
+      </w:r>
+      <w:r>
+        <w:t>forma de se expressar</w:t>
+      </w:r>
+      <w:r>
+        <w:t xml:space="preserve"> através da qual </w:t>
+      </w:r>
+      <w:r>
+        <w:t>interpreto e enxergo</w:t>
+      </w:r>
+      <w:r>
+        <w:t xml:space="preserve"> o mundo. Desde o primeiro contato com </w:t>
+      </w:r>
+      <w:r>
+        <w:t>um shape</w:t>
+      </w:r>
+      <w:r>
+        <w:t xml:space="preserve">, o skate moldou minha identidade e me </w:t>
+      </w:r>
+      <w:r>
+        <w:t>ajudou com diversos problemas</w:t>
+      </w:r>
+      <w:r>
+        <w:t xml:space="preserve">, transformando </w:t>
+      </w:r>
+      <w:r>
+        <w:t xml:space="preserve">uma simples madeira em quatro rodas em um estilo de vida, que consegue motivar e ir além de um simples hobby ou </w:t>
+      </w:r>
+      <w:r>
+        <w:t>esporte</w:t>
+      </w:r>
+      <w:r>
+        <w:t xml:space="preserve">. O site surge, portanto, </w:t>
+      </w:r>
+      <w:r>
+        <w:t>unindo</w:t>
+      </w:r>
+      <w:r>
+        <w:t xml:space="preserve"> a minha evolução técnica no desenvolvimento de software e a </w:t>
+      </w:r>
+      <w:r>
+        <w:t xml:space="preserve">passagem do skate na minha vida pessoal, mostrando sua relevância e </w:t>
+      </w:r>
+      <w:r>
+        <w:t>impacto que teve no meu desenvolvimento</w:t>
+      </w:r>
+      <w:r>
+        <w:t xml:space="preserve">. No cenário atual, onde </w:t>
+      </w:r>
+      <w:r>
+        <w:t>o mundo globalizado</w:t>
+      </w:r>
+      <w:r>
+        <w:t xml:space="preserve"> muitas vezes falha em capturar a essência crua d</w:t>
+      </w:r>
+      <w:r>
+        <w:t>esse esporte</w:t>
+      </w:r>
+      <w:r>
+        <w:t xml:space="preserve">, esta plataforma busca ser o elo que faltava: um ambiente digital que </w:t>
+      </w:r>
+      <w:r>
+        <w:t>se comunique diretamente com</w:t>
+      </w:r>
+      <w:r>
+        <w:t xml:space="preserve"> a estética </w:t>
+      </w:r>
+      <w:r>
+        <w:t>do skate</w:t>
+      </w:r>
+      <w:r>
+        <w:t xml:space="preserve"> e </w:t>
+      </w:r>
+      <w:r>
+        <w:t>mostre</w:t>
+      </w:r>
+      <w:r>
+        <w:t xml:space="preserve"> a liberdade</w:t>
+      </w:r>
+      <w:r>
+        <w:t xml:space="preserve"> </w:t>
+      </w:r>
+      <w:r>
+        <w:t>que define o estilo de vida de quem vive sobre</w:t>
+      </w:r>
+      <w:r>
+        <w:t xml:space="preserve"> as quatro</w:t>
+      </w:r>
+      <w:r>
+        <w:t xml:space="preserve"> rodas. </w:t>
+      </w:r>
+    </w:p>
+    <w:p>
+      <w:pPr>
+        <w:spacing w:line="360" w:lineRule="auto"/>
+        <w:jc w:val="both"/>
+      </w:pPr>
+    </w:p>
+    <w:p>
+      <w:pPr>
+        <w:spacing w:line="360" w:lineRule="auto"/>
+        <w:jc w:val="both"/>
+      </w:pPr>
+    </w:p>
+    <w:p>
+      <w:pPr>
+        <w:spacing w:line="360" w:lineRule="auto"/>
+        <w:jc w:val="both"/>
+      </w:pPr>
+    </w:p>
+    <w:p>
+      <w:pPr>
+        <w:spacing w:line="360" w:lineRule="auto"/>
+        <w:jc w:val="both"/>
+      </w:pPr>
+    </w:p>
+    <w:p>
+      <w:pPr>
+        <w:spacing w:line="360" w:lineRule="auto"/>
+        <w:jc w:val="both"/>
+      </w:pPr>
+    </w:p>
+    <w:p>
+      <w:pPr>
+        <w:spacing w:line="360" w:lineRule="auto"/>
+        <w:jc w:val="both"/>
+      </w:pPr>
+    </w:p>
+    <w:p>
+      <w:pPr>
+        <w:spacing w:line="360" w:lineRule="auto"/>
+        <w:jc w:val="both"/>
+      </w:pPr>
+    </w:p>
+    <w:p>
+      <w:pPr>
+        <w:spacing w:line="360" w:lineRule="auto"/>
+        <w:jc w:val="both"/>
+      </w:pPr>
+    </w:p>
+    <w:p>
+      <w:pPr>
+        <w:spacing w:line="360" w:lineRule="auto"/>
+        <w:jc w:val="both"/>
+      </w:pPr>
+    </w:p>
+    <w:p>
+      <w:pPr>
+        <w:spacing w:line="360" w:lineRule="auto"/>
+        <w:jc w:val="both"/>
+      </w:pPr>
+    </w:p>
+    <w:p>
+      <w:pPr>
+        <w:spacing w:line="360" w:lineRule="auto"/>
+        <w:jc w:val="both"/>
+      </w:pPr>
+    </w:p>
+    <w:p>
+      <w:pPr>
+        <w:spacing w:line="360" w:lineRule="auto"/>
+        <w:jc w:val="both"/>
+      </w:pPr>
+    </w:p>
+    <w:p>
+      <w:pPr>
+        <w:spacing w:line="360" w:lineRule="auto"/>
+        <w:jc w:val="both"/>
+      </w:pPr>
+    </w:p>
+    <w:p>
+      <w:pPr>
+        <w:pStyle w:val="Ttulo1"/>
+      </w:pPr>
+      <w:bookmarkStart w:id="1" w:name="_Toc227570273"/>
+      <w:r>
+        <w:lastRenderedPageBreak/>
+        <w:t>2.</w:t>
+      </w:r>
+      <w:r>
+        <w:t>OBJETIVOS</w:t>
+      </w:r>
+      <w:bookmarkEnd w:id="1"/>
+      <w:r>
+        <w:t> </w:t>
+      </w:r>
+    </w:p>
+    <w:p>
+      <w:pPr>
+        <w:spacing w:line="360" w:lineRule="auto"/>
+        <w:jc w:val="both"/>
+      </w:pPr>
+      <w:r>
+        <w:t xml:space="preserve">O objetivo deste projeto é desenvolver um site institucional sobre a cena do skate até o final do </w:t>
+      </w:r>
+      <w:r>
+        <w:t>primeiro</w:t>
+      </w:r>
+      <w:r>
+        <w:t xml:space="preserve"> semestre de 2026, utilizando tecnologias modernas de desenvolvimento web para garantir uma interface responsiva e perform</w:t>
+      </w:r>
+      <w:r>
+        <w:t>ática</w:t>
+      </w:r>
+      <w:r>
+        <w:t xml:space="preserve">. Através de uma </w:t>
+      </w:r>
+      <w:r>
+        <w:t xml:space="preserve">aplicação web </w:t>
+      </w:r>
+      <w:r>
+        <w:t>com</w:t>
+      </w:r>
+      <w:r>
+        <w:t xml:space="preserve"> </w:t>
+      </w:r>
+      <w:r>
+        <w:t>conteúdo</w:t>
+      </w:r>
+      <w:r>
+        <w:t xml:space="preserve"> autêntic</w:t>
+      </w:r>
+      <w:r>
+        <w:t>o</w:t>
+      </w:r>
+      <w:r>
+        <w:t xml:space="preserve"> e um design que reflita a estética urbana</w:t>
+      </w:r>
+      <w:r>
+        <w:t xml:space="preserve"> do skate</w:t>
+      </w:r>
+      <w:r>
+        <w:t xml:space="preserve">, a plataforma visa </w:t>
+      </w:r>
+      <w:r>
+        <w:t>mostrar a sua evolução</w:t>
+      </w:r>
+      <w:r>
+        <w:t xml:space="preserve"> pessoal no esporte</w:t>
+      </w:r>
+      <w:r>
+        <w:t xml:space="preserve"> e </w:t>
+      </w:r>
+      <w:r>
+        <w:t>conciliar</w:t>
+      </w:r>
+      <w:r>
+        <w:t xml:space="preserve"> pessoas que andam de skate</w:t>
+      </w:r>
+      <w:r>
+        <w:t xml:space="preserve">, consolidando-se como um </w:t>
+      </w:r>
+      <w:r>
+        <w:t>ponto</w:t>
+      </w:r>
+      <w:r>
+        <w:t xml:space="preserve"> de referência para a comunidade </w:t>
+      </w:r>
+      <w:r>
+        <w:t>que pratica o esporte</w:t>
+      </w:r>
+      <w:r>
+        <w:t xml:space="preserve"> e servindo como um marco técnico no meu portfólio profissional que demonstra a união entre alta </w:t>
+      </w:r>
+      <w:r>
+        <w:t>capacidade de entrega</w:t>
+      </w:r>
+      <w:r>
+        <w:t xml:space="preserve"> no conjunto das sprints</w:t>
+      </w:r>
+      <w:r>
+        <w:t xml:space="preserve"> e</w:t>
+      </w:r>
+      <w:r>
+        <w:t xml:space="preserve"> minha</w:t>
+      </w:r>
+      <w:r>
+        <w:t xml:space="preserve"> paixão pessoal. </w:t>
+      </w:r>
+    </w:p>
+    <w:p>
+      <w:pPr>
+        <w:spacing w:line="360" w:lineRule="auto"/>
+        <w:jc w:val="both"/>
+      </w:pPr>
+    </w:p>
+    <w:p>
+      <w:pPr>
+        <w:spacing w:line="360" w:lineRule="auto"/>
+        <w:jc w:val="both"/>
+      </w:pPr>
+    </w:p>
+    <w:p>
+      <w:pPr>
+        <w:spacing w:line="360" w:lineRule="auto"/>
+        <w:jc w:val="both"/>
+      </w:pPr>
+    </w:p>
+    <w:p>
+      <w:pPr>
+        <w:spacing w:line="360" w:lineRule="auto"/>
+        <w:jc w:val="both"/>
+      </w:pPr>
+    </w:p>
+    <w:p>
+      <w:pPr>
+        <w:spacing w:line="360" w:lineRule="auto"/>
+        <w:jc w:val="both"/>
+      </w:pPr>
+    </w:p>
+    <w:p>
+      <w:pPr>
+        <w:spacing w:line="360" w:lineRule="auto"/>
+        <w:jc w:val="both"/>
+      </w:pPr>
+    </w:p>
+    <w:p>
+      <w:pPr>
+        <w:spacing w:line="360" w:lineRule="auto"/>
+        <w:jc w:val="both"/>
+      </w:pPr>
+    </w:p>
+    <w:p>
+      <w:pPr>
+        <w:spacing w:line="360" w:lineRule="auto"/>
+        <w:jc w:val="both"/>
+      </w:pPr>
+    </w:p>
+    <w:p>
+      <w:pPr>
+        <w:spacing w:line="360" w:lineRule="auto"/>
+        <w:jc w:val="both"/>
+      </w:pPr>
+    </w:p>
+    <w:p>
+      <w:pPr>
+        <w:spacing w:line="360" w:lineRule="auto"/>
+        <w:jc w:val="both"/>
+      </w:pPr>
+    </w:p>
+    <w:p>
+      <w:pPr>
+        <w:spacing w:line="360" w:lineRule="auto"/>
+        <w:jc w:val="both"/>
+      </w:pPr>
+    </w:p>
+    <w:p>
+      <w:pPr>
+        <w:spacing w:line="360" w:lineRule="auto"/>
+        <w:jc w:val="both"/>
+      </w:pPr>
+    </w:p>
+    <w:p>
+      <w:pPr>
+        <w:spacing w:line="360" w:lineRule="auto"/>
+        <w:jc w:val="both"/>
+      </w:pPr>
+    </w:p>
+    <w:p>
+      <w:pPr>
+        <w:spacing w:line="360" w:lineRule="auto"/>
+        <w:jc w:val="both"/>
+      </w:pPr>
+    </w:p>
+    <w:p>
+      <w:pPr>
+        <w:spacing w:line="360" w:lineRule="auto"/>
+        <w:jc w:val="both"/>
+      </w:pPr>
+    </w:p>
+    <w:p>
+      <w:pPr>
+        <w:pStyle w:val="Ttulo1"/>
+      </w:pPr>
+      <w:bookmarkStart w:id="2" w:name="_Toc227570274"/>
+      <w:r>
+        <w:lastRenderedPageBreak/>
+        <w:t>3.</w:t>
+      </w:r>
+      <w:r>
+        <w:t>JUSTIFICATIVA</w:t>
+      </w:r>
+      <w:bookmarkEnd w:id="2"/>
+      <w:r>
+        <w:t> </w:t>
+      </w:r>
+    </w:p>
+    <w:p>
+      <w:pPr>
+        <w:spacing w:line="360" w:lineRule="auto"/>
+        <w:jc w:val="both"/>
+      </w:pPr>
+      <w:r>
+        <w:t>A relevância deste projeto justifica-se pela união rara entre o domínio técnico da tecnologia e a autoridade de quem vivencia a cultura que está sendo digitalizada. Este site de skate, equipado com dashboards de análise de desempenho e dados da cena local, nasce não apenas como uma ferramenta técnica, mas como uma extensão de uma vivência pessoal profunda.</w:t>
+      </w:r>
+      <w:r>
+        <w:t xml:space="preserve"> </w:t>
+      </w:r>
+      <w:r>
+        <w:t>Ao contrário de interfaces genéricas, este desenvolvimento é pautado por uma compreensão empática das necessidades da comunidade. A motivação central para este trabalho reside no papel transformador que o skate desempenhou em minha trajetória; durante o período crítico da pandemia, o esporte foi o alicerce que me ajudou a superar momentos de vulnerabilidade mental e isolamento, proporcionando foco e equilíbrio.</w:t>
+      </w:r>
+      <w:r>
+        <w:t xml:space="preserve"> </w:t>
+      </w:r>
+      <w:r>
+        <w:t>Dessa forma, o projeto fundamenta-se na simbiose entre a mentalidade do skatista e a do desenvolvedor: a resiliência necessária para persistir em uma manobra após sucessivas quedas é o mesmo motor que impulsiona a resolução de problemas complexos de código, a estruturação de dados em dashboards precisos e a busca pela excelência técnica. Desenvolver este site é, acima de tudo, uma forma de retribuir à cultura que me ensinou sobre superação, oferecendo um produto que não apenas funciona com rigor estatístico, mas que possui alma, identidade e um propósito claro de fortalecer a cena através da tecnologia.</w:t>
+      </w:r>
+    </w:p>
+    <w:p>
+      <w:pPr>
+        <w:spacing w:line="360" w:lineRule="auto"/>
+        <w:jc w:val="both"/>
+      </w:pPr>
+    </w:p>
+    <w:p>
+      <w:pPr>
+        <w:spacing w:line="360" w:lineRule="auto"/>
+        <w:jc w:val="both"/>
+      </w:pPr>
+    </w:p>
+    <w:p>
+      <w:pPr>
+        <w:spacing w:line="360" w:lineRule="auto"/>
+        <w:jc w:val="both"/>
+      </w:pPr>
+    </w:p>
+    <w:p>
+      <w:pPr>
+        <w:spacing w:line="360" w:lineRule="auto"/>
+        <w:jc w:val="both"/>
+      </w:pPr>
+    </w:p>
+    <w:p>
+      <w:pPr>
+        <w:spacing w:line="360" w:lineRule="auto"/>
+        <w:jc w:val="both"/>
+      </w:pPr>
+    </w:p>
+    <w:p>
+      <w:pPr>
+        <w:spacing w:line="360" w:lineRule="auto"/>
+        <w:jc w:val="both"/>
+      </w:pPr>
+    </w:p>
+    <w:p>
+      <w:pPr>
+        <w:pStyle w:val="Ttulo1"/>
+      </w:pPr>
+      <w:bookmarkStart w:id="3" w:name="_Toc227570275"/>
+    </w:p>
+    <w:p>
+      <w:pPr>
+        <w:pStyle w:val="Ttulo1"/>
+      </w:pPr>
+      <w:r>
+        <w:t>4.</w:t>
+      </w:r>
+      <w:r>
+        <w:t>ESCOPO</w:t>
+      </w:r>
+      <w:bookmarkEnd w:id="3"/>
+      <w:r>
+        <w:t> </w:t>
+      </w:r>
+    </w:p>
+    <w:p>
+      <w:pPr>
+        <w:pStyle w:val="Ttulo2"/>
+      </w:pPr>
+      <w:r>
+        <w:t>         </w:t>
+      </w:r>
+      <w:bookmarkStart w:id="4" w:name="_Toc227570276"/>
+      <w:r>
+        <w:t>4.1</w:t>
+      </w:r>
+      <w:r>
+        <w:t>DESCRIÇÃO</w:t>
+      </w:r>
+      <w:bookmarkEnd w:id="4"/>
+      <w:r>
+        <w:t> </w:t>
+      </w:r>
+    </w:p>
+    <w:p>
+      <w:pPr>
+        <w:spacing w:line="360" w:lineRule="auto"/>
+        <w:jc w:val="both"/>
+      </w:pPr>
+      <w:r>
+        <w:tab/>
+        <w:t>O projeto consiste no desenvolvimento de uma plataforma web interativa dedicada à cultura do skate, servindo como um espaço de convergência entre a narrativa pessoal do autor e uma ferramenta funcional para entusiastas. O site apresentará uma interface pública focada na história e filosofia do esporte como ferramenta de resiliência, além de uma área restrita (autenticada) com dashboards para gestão de progresso e interação da comunidade. </w:t>
+      </w:r>
+    </w:p>
+    <w:p>
+      <w:pPr>
+        <w:spacing w:line="360" w:lineRule="auto"/>
+        <w:jc w:val="both"/>
+      </w:pPr>
+      <w:r>
+        <w:t> </w:t>
+      </w:r>
+    </w:p>
+    <w:p>
+      <w:pPr>
+        <w:spacing w:line="360" w:lineRule="auto"/>
+        <w:jc w:val="both"/>
+      </w:pPr>
+    </w:p>
+    <w:p>
+      <w:pPr>
+        <w:spacing w:line="360" w:lineRule="auto"/>
+        <w:jc w:val="both"/>
+      </w:pPr>
+    </w:p>
+    <w:p>
+      <w:pPr>
+        <w:spacing w:line="360" w:lineRule="auto"/>
+        <w:jc w:val="both"/>
+      </w:pPr>
+    </w:p>
+    <w:p>
+      <w:pPr>
+        <w:spacing w:line="360" w:lineRule="auto"/>
+        <w:jc w:val="both"/>
+      </w:pPr>
+    </w:p>
+    <w:p>
+      <w:pPr>
+        <w:spacing w:line="360" w:lineRule="auto"/>
+        <w:jc w:val="both"/>
+      </w:pPr>
+    </w:p>
+    <w:p>
+      <w:pPr>
+        <w:spacing w:line="360" w:lineRule="auto"/>
+        <w:jc w:val="both"/>
+      </w:pPr>
+    </w:p>
+    <w:p>
+      <w:pPr>
+        <w:spacing w:line="360" w:lineRule="auto"/>
+        <w:jc w:val="both"/>
+      </w:pPr>
+    </w:p>
+    <w:p>
+      <w:pPr>
+        <w:spacing w:line="360" w:lineRule="auto"/>
+        <w:jc w:val="both"/>
+      </w:pPr>
+    </w:p>
+    <w:p>
+      <w:pPr>
+        <w:spacing w:line="360" w:lineRule="auto"/>
+        <w:jc w:val="both"/>
+      </w:pPr>
+    </w:p>
+    <w:p>
+      <w:pPr>
+        <w:spacing w:line="360" w:lineRule="auto"/>
+        <w:jc w:val="both"/>
+      </w:pPr>
+    </w:p>
+    <w:p>
+      <w:pPr>
+        <w:spacing w:line="360" w:lineRule="auto"/>
+        <w:jc w:val="both"/>
+      </w:pPr>
+    </w:p>
+    <w:p>
+      <w:pPr>
+        <w:spacing w:line="360" w:lineRule="auto"/>
+        <w:jc w:val="both"/>
+      </w:pPr>
+    </w:p>
+    <w:p>
+      <w:pPr>
+        <w:spacing w:line="360" w:lineRule="auto"/>
+        <w:jc w:val="both"/>
+      </w:pPr>
+    </w:p>
+    <w:p>
+      <w:pPr>
+        <w:spacing w:line="360" w:lineRule="auto"/>
+        <w:jc w:val="both"/>
+      </w:pPr>
+    </w:p>
+    <w:p>
+      <w:pPr>
+        <w:spacing w:line="360" w:lineRule="auto"/>
+        <w:jc w:val="both"/>
+      </w:pPr>
+    </w:p>
+    <w:p>
+      <w:pPr>
+        <w:spacing w:line="360" w:lineRule="auto"/>
+        <w:jc w:val="both"/>
+      </w:pPr>
+    </w:p>
+    <w:p>
+      <w:pPr>
+        <w:pStyle w:val="Ttulo2"/>
+      </w:pPr>
+      <w:r>
+        <w:t>        </w:t>
+      </w:r>
+      <w:bookmarkStart w:id="5" w:name="_Toc227570277"/>
+      <w:r>
+        <w:t>4.2</w:t>
+      </w:r>
+      <w:r>
+        <w:t>RESULTADOS</w:t>
+      </w:r>
+      <w:bookmarkEnd w:id="5"/>
+      <w:r>
+        <w:t> </w:t>
+      </w:r>
+    </w:p>
+    <w:p>
+      <w:pPr>
+        <w:spacing w:line="360" w:lineRule="auto"/>
+        <w:jc w:val="both"/>
+      </w:pPr>
+      <w:r>
+        <w:tab/>
+      </w:r>
+      <w:r>
+        <w:tab/>
+        <w:t> </w:t>
+      </w:r>
+    </w:p>
+    <w:p>
+      <w:pPr>
+        <w:spacing w:line="360" w:lineRule="auto"/>
+        <w:jc w:val="both"/>
+      </w:pPr>
+      <w:r>
+        <w:t>     </w:t>
+      </w:r>
+    </w:p>
+    <w:p>
+      <w:pPr>
+        <w:spacing w:line="360" w:lineRule="auto"/>
+        <w:jc w:val="both"/>
+      </w:pPr>
+    </w:p>
+    <w:p>
+      <w:pPr>
+        <w:spacing w:line="360" w:lineRule="auto"/>
+        <w:jc w:val="both"/>
+      </w:pPr>
+    </w:p>
+    <w:p>
+      <w:pPr>
+        <w:spacing w:line="360" w:lineRule="auto"/>
+        <w:jc w:val="both"/>
+      </w:pPr>
+    </w:p>
+    <w:p>
+      <w:pPr>
+        <w:spacing w:line="360" w:lineRule="auto"/>
+        <w:jc w:val="both"/>
+      </w:pPr>
+    </w:p>
+    <w:p>
+      <w:pPr>
+        <w:spacing w:line="360" w:lineRule="auto"/>
+        <w:jc w:val="both"/>
+      </w:pPr>
+    </w:p>
+    <w:p>
+      <w:pPr>
+        <w:spacing w:line="360" w:lineRule="auto"/>
+        <w:jc w:val="both"/>
+      </w:pPr>
+    </w:p>
+    <w:p>
+      <w:pPr>
+        <w:spacing w:line="360" w:lineRule="auto"/>
+        <w:jc w:val="both"/>
+      </w:pPr>
+    </w:p>
+    <w:p>
+      <w:pPr>
+        <w:spacing w:line="360" w:lineRule="auto"/>
+        <w:jc w:val="both"/>
+      </w:pPr>
+    </w:p>
+    <w:p>
+      <w:pPr>
+        <w:spacing w:line="360" w:lineRule="auto"/>
+        <w:jc w:val="both"/>
+      </w:pPr>
+    </w:p>
+    <w:p>
+      <w:pPr>
+        <w:spacing w:line="360" w:lineRule="auto"/>
+        <w:jc w:val="both"/>
+      </w:pPr>
+    </w:p>
+    <w:p>
+      <w:pPr>
+        <w:spacing w:line="360" w:lineRule="auto"/>
+        <w:jc w:val="both"/>
+      </w:pPr>
+    </w:p>
+    <w:p>
+      <w:pPr>
+        <w:spacing w:line="360" w:lineRule="auto"/>
+        <w:jc w:val="both"/>
+      </w:pPr>
+    </w:p>
+    <w:p>
+      <w:pPr>
+        <w:spacing w:line="360" w:lineRule="auto"/>
+        <w:jc w:val="both"/>
+      </w:pPr>
+    </w:p>
+    <w:p>
+      <w:pPr>
+        <w:spacing w:line="360" w:lineRule="auto"/>
+        <w:jc w:val="both"/>
+      </w:pPr>
+    </w:p>
+    <w:p>
+      <w:pPr>
+        <w:spacing w:line="360" w:lineRule="auto"/>
+        <w:jc w:val="both"/>
+      </w:pPr>
+    </w:p>
+    <w:p>
+      <w:pPr>
+        <w:spacing w:line="360" w:lineRule="auto"/>
+        <w:jc w:val="both"/>
+      </w:pPr>
+    </w:p>
+    <w:p>
+      <w:pPr>
+        <w:spacing w:line="360" w:lineRule="auto"/>
+        <w:jc w:val="both"/>
+      </w:pPr>
+    </w:p>
+    <w:p>
+      <w:pPr>
+        <w:spacing w:line="360" w:lineRule="auto"/>
+        <w:jc w:val="both"/>
+      </w:pPr>
+    </w:p>
+    <w:p>
+      <w:pPr>
+        <w:spacing w:line="360" w:lineRule="auto"/>
+        <w:jc w:val="both"/>
+      </w:pPr>
+    </w:p>
+    <w:p>
+      <w:pPr>
+        <w:spacing w:line="360" w:lineRule="auto"/>
+        <w:jc w:val="both"/>
+      </w:pPr>
+    </w:p>
+    <w:p>
+      <w:pPr>
+        <w:spacing w:line="360" w:lineRule="auto"/>
+        <w:jc w:val="both"/>
+      </w:pPr>
+    </w:p>
+    <w:p>
+      <w:pPr>
+        <w:pStyle w:val="Ttulo2"/>
+      </w:pPr>
+      <w:r>
+        <w:t>    </w:t>
+      </w:r>
+      <w:bookmarkStart w:id="6" w:name="_Toc227570278"/>
+      <w:r>
+        <w:t>4.3</w:t>
+      </w:r>
+      <w:r>
+        <w:t>REQUISITOS</w:t>
+      </w:r>
+      <w:bookmarkEnd w:id="6"/>
+      <w:r>
+        <w:t> </w:t>
+      </w:r>
+    </w:p>
+    <w:p>
+      <w:pPr>
+        <w:spacing w:line="360" w:lineRule="auto"/>
+        <w:jc w:val="both"/>
+      </w:pPr>
+      <w:r>
+        <w:tab/>
+        <w:t>Os requisitos funcionais do sistema incluem a capacidade de realizar cadastros de novos usuários, recuperação de credenciais e a exibição de dados estatísticos personalizados em dashboards individuais. No que tange aos requisitos não funcionais, a plataforma deve ser prioritariamente responsiva, seguindo a filosofia Mobile-</w:t>
+      </w:r>
+      <w:proofErr w:type="spellStart"/>
+      <w:r>
+        <w:t>First</w:t>
+      </w:r>
+      <w:proofErr w:type="spellEnd"/>
+      <w:r>
+        <w:t>, e garantir a segurança absoluta dos dados sensíveis por meio de criptografia. O design de interface deve ser rigorosamente alinhado à estética urbana do skate, garantindo que a usabilidade e a acessibilidade sejam mantidas sem comprometer a identidade visual do projeto. </w:t>
+      </w:r>
+    </w:p>
+    <w:p>
+      <w:pPr>
+        <w:spacing w:line="360" w:lineRule="auto"/>
+        <w:jc w:val="both"/>
+      </w:pPr>
+      <w:r>
+        <w:t> </w:t>
+      </w:r>
+    </w:p>
+    <w:p>
+      <w:pPr>
+        <w:spacing w:line="360" w:lineRule="auto"/>
+        <w:jc w:val="both"/>
+      </w:pPr>
+    </w:p>
+    <w:p>
+      <w:pPr>
+        <w:spacing w:line="360" w:lineRule="auto"/>
+        <w:jc w:val="both"/>
+      </w:pPr>
+    </w:p>
+    <w:p>
+      <w:pPr>
+        <w:spacing w:line="360" w:lineRule="auto"/>
+        <w:jc w:val="both"/>
+      </w:pPr>
+    </w:p>
+    <w:p>
+      <w:pPr>
+        <w:spacing w:line="360" w:lineRule="auto"/>
+        <w:jc w:val="both"/>
+      </w:pPr>
+    </w:p>
+    <w:p>
+      <w:pPr>
+        <w:spacing w:line="360" w:lineRule="auto"/>
+        <w:jc w:val="both"/>
+      </w:pPr>
+    </w:p>
+    <w:p>
+      <w:pPr>
+        <w:spacing w:line="360" w:lineRule="auto"/>
+        <w:jc w:val="both"/>
+      </w:pPr>
+    </w:p>
+    <w:p>
+      <w:pPr>
+        <w:spacing w:line="360" w:lineRule="auto"/>
+        <w:jc w:val="both"/>
+      </w:pPr>
+    </w:p>
+    <w:p>
+      <w:pPr>
+        <w:spacing w:line="360" w:lineRule="auto"/>
+        <w:jc w:val="both"/>
+      </w:pPr>
+    </w:p>
+    <w:p>
+      <w:pPr>
+        <w:spacing w:line="360" w:lineRule="auto"/>
+        <w:jc w:val="both"/>
+      </w:pPr>
+    </w:p>
+    <w:p>
+      <w:pPr>
+        <w:spacing w:line="360" w:lineRule="auto"/>
+        <w:jc w:val="both"/>
+      </w:pPr>
+    </w:p>
+    <w:p>
+      <w:pPr>
+        <w:spacing w:line="360" w:lineRule="auto"/>
+        <w:jc w:val="both"/>
+      </w:pPr>
+    </w:p>
+    <w:p>
+      <w:pPr>
+        <w:spacing w:line="360" w:lineRule="auto"/>
+        <w:jc w:val="both"/>
+      </w:pPr>
+    </w:p>
+    <w:p>
+      <w:pPr>
+        <w:spacing w:line="360" w:lineRule="auto"/>
+        <w:jc w:val="both"/>
+      </w:pPr>
+    </w:p>
+    <w:p>
+      <w:pPr>
+        <w:spacing w:line="360" w:lineRule="auto"/>
+        <w:jc w:val="both"/>
+      </w:pPr>
+    </w:p>
+    <w:p>
+      <w:pPr>
+        <w:spacing w:line="360" w:lineRule="auto"/>
+        <w:jc w:val="both"/>
+      </w:pPr>
+    </w:p>
+    <w:p>
+      <w:pPr>
+        <w:spacing w:line="360" w:lineRule="auto"/>
+        <w:jc w:val="both"/>
+      </w:pPr>
+    </w:p>
+    <w:p>
+      <w:pPr>
+        <w:pStyle w:val="Ttulo2"/>
+      </w:pPr>
+      <w:r>
+        <w:t>        </w:t>
+      </w:r>
+      <w:bookmarkStart w:id="7" w:name="_Toc227570279"/>
+      <w:r>
+        <w:t>4.4</w:t>
+      </w:r>
+      <w:r>
+        <w:t>LIMITES E EXCLUSÕES</w:t>
+      </w:r>
+      <w:bookmarkEnd w:id="7"/>
+      <w:r>
+        <w:t> </w:t>
+      </w:r>
+    </w:p>
+    <w:p>
+      <w:pPr>
+        <w:spacing w:line="360" w:lineRule="auto"/>
+        <w:jc w:val="both"/>
+      </w:pPr>
+      <w:r>
+        <w:tab/>
+        <w:t>Embora o projeto busque ser abrangente, ele possui limites claros, não contemplando funcionalidades de e-commerce ou venda direta de produtos nesta fase inicial. Também estão excluídos o suporte para streaming de vídeo em tempo real e a hospedagem de arquivos pesados em servidores próprios, optando-se por provedores externos para tal fim. A plataforma será disponibilizada inicialmente apenas em português e inglês, não prevendo traduções para outros idiomas ou suporte para funcionalidades complexas de redes sociais externas além das integrações básicas de compartilhamento. </w:t>
+      </w:r>
+    </w:p>
+    <w:p>
+      <w:pPr>
+        <w:spacing w:line="360" w:lineRule="auto"/>
+        <w:jc w:val="both"/>
+      </w:pPr>
+      <w:r>
+        <w:t>      </w:t>
+      </w:r>
+    </w:p>
+    <w:p>
+      <w:pPr>
+        <w:spacing w:line="360" w:lineRule="auto"/>
+        <w:jc w:val="both"/>
+      </w:pPr>
+    </w:p>
+    <w:p>
+      <w:pPr>
+        <w:spacing w:line="360" w:lineRule="auto"/>
+        <w:jc w:val="both"/>
+      </w:pPr>
+    </w:p>
+    <w:p>
+      <w:pPr>
+        <w:spacing w:line="360" w:lineRule="auto"/>
+        <w:jc w:val="both"/>
+      </w:pPr>
+    </w:p>
+    <w:p>
+      <w:pPr>
+        <w:spacing w:line="360" w:lineRule="auto"/>
+        <w:jc w:val="both"/>
+      </w:pPr>
+    </w:p>
+    <w:p>
+      <w:pPr>
+        <w:spacing w:line="360" w:lineRule="auto"/>
+        <w:jc w:val="both"/>
+      </w:pPr>
+    </w:p>
+    <w:p>
+      <w:pPr>
+        <w:spacing w:line="360" w:lineRule="auto"/>
+        <w:jc w:val="both"/>
+      </w:pPr>
+    </w:p>
+    <w:p>
+      <w:pPr>
+        <w:spacing w:line="360" w:lineRule="auto"/>
+        <w:jc w:val="both"/>
+      </w:pPr>
+    </w:p>
+    <w:p>
+      <w:pPr>
+        <w:spacing w:line="360" w:lineRule="auto"/>
+        <w:jc w:val="both"/>
+      </w:pPr>
+    </w:p>
+    <w:p>
+      <w:pPr>
+        <w:spacing w:line="360" w:lineRule="auto"/>
+        <w:jc w:val="both"/>
+      </w:pPr>
+    </w:p>
+    <w:p>
+      <w:pPr>
+        <w:spacing w:line="360" w:lineRule="auto"/>
+        <w:jc w:val="both"/>
+      </w:pPr>
+    </w:p>
+    <w:p>
+      <w:pPr>
+        <w:spacing w:line="360" w:lineRule="auto"/>
+        <w:jc w:val="both"/>
+      </w:pPr>
+    </w:p>
+    <w:p>
+      <w:pPr>
+        <w:spacing w:line="360" w:lineRule="auto"/>
+        <w:jc w:val="both"/>
+      </w:pPr>
+    </w:p>
+    <w:p>
+      <w:pPr>
+        <w:spacing w:line="360" w:lineRule="auto"/>
+        <w:jc w:val="both"/>
+      </w:pPr>
+    </w:p>
+    <w:p>
+      <w:pPr>
+        <w:spacing w:line="360" w:lineRule="auto"/>
+        <w:jc w:val="both"/>
+      </w:pPr>
+    </w:p>
+    <w:p>
+      <w:pPr>
+        <w:spacing w:line="360" w:lineRule="auto"/>
+        <w:jc w:val="both"/>
+      </w:pPr>
+      <w:r>
+        <w:t>   </w:t>
+      </w:r>
+    </w:p>
+    <w:p>
+      <w:pPr>
+        <w:spacing w:line="360" w:lineRule="auto"/>
+        <w:jc w:val="both"/>
+      </w:pPr>
+    </w:p>
+    <w:p>
+      <w:pPr>
+        <w:pStyle w:val="Ttulo2"/>
+      </w:pPr>
+      <w:bookmarkStart w:id="8" w:name="_Toc227570280"/>
+      <w:r>
+        <w:t>4.5</w:t>
+      </w:r>
+      <w:r>
+        <w:t>MACRO CRONOGRAMA</w:t>
+      </w:r>
+      <w:bookmarkEnd w:id="8"/>
+      <w:r>
+        <w:t> </w:t>
+      </w:r>
+    </w:p>
+    <w:p>
+      <w:pPr>
+        <w:spacing w:line="360" w:lineRule="auto"/>
+        <w:jc w:val="both"/>
+      </w:pPr>
+      <w:r>
+        <w:t>       </w:t>
+      </w:r>
+    </w:p>
+    <w:p>
+      <w:pPr>
+        <w:spacing w:line="360" w:lineRule="auto"/>
+        <w:jc w:val="both"/>
+      </w:pPr>
+    </w:p>
+    <w:p>
+      <w:pPr>
+        <w:spacing w:line="360" w:lineRule="auto"/>
+        <w:jc w:val="both"/>
+      </w:pPr>
+    </w:p>
+    <w:p>
+      <w:pPr>
+        <w:spacing w:line="360" w:lineRule="auto"/>
+        <w:jc w:val="both"/>
+      </w:pPr>
+    </w:p>
+    <w:p>
+      <w:pPr>
+        <w:spacing w:line="360" w:lineRule="auto"/>
+        <w:jc w:val="both"/>
+      </w:pPr>
+    </w:p>
+    <w:p>
+      <w:pPr>
+        <w:spacing w:line="360" w:lineRule="auto"/>
+        <w:jc w:val="both"/>
+      </w:pPr>
+    </w:p>
+    <w:p>
+      <w:pPr>
+        <w:spacing w:line="360" w:lineRule="auto"/>
+        <w:jc w:val="both"/>
+      </w:pPr>
+    </w:p>
+    <w:p>
+      <w:pPr>
+        <w:spacing w:line="360" w:lineRule="auto"/>
+        <w:jc w:val="both"/>
+      </w:pPr>
+    </w:p>
+    <w:p>
+      <w:pPr>
+        <w:spacing w:line="360" w:lineRule="auto"/>
+        <w:jc w:val="both"/>
+      </w:pPr>
+    </w:p>
+    <w:p>
+      <w:pPr>
+        <w:spacing w:line="360" w:lineRule="auto"/>
+        <w:jc w:val="both"/>
+      </w:pPr>
+    </w:p>
+    <w:p>
+      <w:pPr>
+        <w:spacing w:line="360" w:lineRule="auto"/>
+        <w:jc w:val="both"/>
+      </w:pPr>
+    </w:p>
+    <w:p>
+      <w:pPr>
+        <w:spacing w:line="360" w:lineRule="auto"/>
+        <w:jc w:val="both"/>
+      </w:pPr>
+    </w:p>
+    <w:p>
+      <w:pPr>
+        <w:spacing w:line="360" w:lineRule="auto"/>
+        <w:jc w:val="both"/>
+      </w:pPr>
+    </w:p>
+    <w:p>
+      <w:pPr>
+        <w:spacing w:line="360" w:lineRule="auto"/>
+        <w:jc w:val="both"/>
+      </w:pPr>
+    </w:p>
+    <w:p>
+      <w:pPr>
+        <w:spacing w:line="360" w:lineRule="auto"/>
+        <w:jc w:val="both"/>
+      </w:pPr>
+    </w:p>
+    <w:p>
+      <w:pPr>
+        <w:spacing w:line="360" w:lineRule="auto"/>
+        <w:jc w:val="both"/>
+      </w:pPr>
+    </w:p>
+    <w:p>
+      <w:pPr>
+        <w:spacing w:line="360" w:lineRule="auto"/>
+        <w:jc w:val="both"/>
+      </w:pPr>
+    </w:p>
+    <w:p>
+      <w:pPr>
+        <w:spacing w:line="360" w:lineRule="auto"/>
+        <w:jc w:val="both"/>
+      </w:pPr>
+    </w:p>
+    <w:p>
+      <w:pPr>
+        <w:spacing w:line="360" w:lineRule="auto"/>
+        <w:jc w:val="both"/>
+      </w:pPr>
+    </w:p>
+    <w:p>
+      <w:pPr>
+        <w:spacing w:line="360" w:lineRule="auto"/>
+        <w:jc w:val="both"/>
+      </w:pPr>
+    </w:p>
+    <w:p>
+      <w:pPr>
+        <w:spacing w:line="360" w:lineRule="auto"/>
+        <w:jc w:val="both"/>
+      </w:pPr>
+    </w:p>
+    <w:p>
+      <w:pPr>
+        <w:spacing w:line="360" w:lineRule="auto"/>
+        <w:jc w:val="both"/>
+      </w:pPr>
+    </w:p>
+    <w:p>
+      <w:pPr>
+        <w:spacing w:line="360" w:lineRule="auto"/>
+        <w:jc w:val="both"/>
+      </w:pPr>
+      <w:r>
+        <w:lastRenderedPageBreak/>
+        <w:t>  </w:t>
+      </w:r>
+    </w:p>
+    <w:p>
+      <w:pPr>
+        <w:pStyle w:val="Ttulo2"/>
+      </w:pPr>
+      <w:bookmarkStart w:id="9" w:name="_Toc227570281"/>
+      <w:r>
+        <w:t>4.6</w:t>
+      </w:r>
+      <w:r>
+        <w:t>RECURSOS</w:t>
+      </w:r>
+      <w:bookmarkEnd w:id="9"/>
+      <w:r>
+        <w:t> </w:t>
+      </w:r>
+    </w:p>
+    <w:p>
+      <w:pPr>
+        <w:spacing w:line="360" w:lineRule="auto"/>
+        <w:jc w:val="both"/>
+      </w:pPr>
+      <w:r>
+        <w:tab/>
+        <w:t>Para a execução do projeto, os recursos humanos serão centralizados no autor, atuando como desenvolvedor Full Stack em todas as frentes. No âmbito tecnológico, serão utilizados frameworks de ponta, como </w:t>
+      </w:r>
+      <w:proofErr w:type="spellStart"/>
+      <w:r>
+        <w:t>React</w:t>
+      </w:r>
+      <w:proofErr w:type="spellEnd"/>
+      <w:r>
+        <w:t> ou Next.js, além de bancos de dados modernos como PostgreSQL e ferramentas de design como o </w:t>
+      </w:r>
+      <w:proofErr w:type="spellStart"/>
+      <w:r>
+        <w:t>Figma</w:t>
+      </w:r>
+      <w:proofErr w:type="spellEnd"/>
+      <w:r>
+        <w:t>. A infraestrutura de hospedagem será baseada em serviços de nuvem como </w:t>
+      </w:r>
+      <w:proofErr w:type="spellStart"/>
+      <w:r>
+        <w:t>Vercel</w:t>
+      </w:r>
+      <w:proofErr w:type="spellEnd"/>
+      <w:r>
+        <w:t> ou AWS, priorizando soluções que ofereçam escalabilidade e estabilidade para o </w:t>
+      </w:r>
+      <w:proofErr w:type="gramStart"/>
+      <w:r>
+        <w:t>produto final</w:t>
+      </w:r>
+      <w:proofErr w:type="gramEnd"/>
+      <w:r>
+        <w:t>. </w:t>
+      </w:r>
+    </w:p>
+    <w:p>
+      <w:pPr>
+        <w:spacing w:line="360" w:lineRule="auto"/>
+        <w:jc w:val="both"/>
+      </w:pPr>
+      <w:r>
+        <w:t>    </w:t>
+      </w:r>
+    </w:p>
+    <w:p>
+      <w:pPr>
+        <w:spacing w:line="360" w:lineRule="auto"/>
+        <w:jc w:val="both"/>
+      </w:pPr>
+    </w:p>
+    <w:p>
+      <w:pPr>
+        <w:spacing w:line="360" w:lineRule="auto"/>
+        <w:jc w:val="both"/>
+      </w:pPr>
+    </w:p>
+    <w:p>
+      <w:pPr>
+        <w:spacing w:line="360" w:lineRule="auto"/>
+        <w:jc w:val="both"/>
+      </w:pPr>
+    </w:p>
+    <w:p>
+      <w:pPr>
+        <w:spacing w:line="360" w:lineRule="auto"/>
+        <w:jc w:val="both"/>
+      </w:pPr>
+    </w:p>
+    <w:p>
+      <w:pPr>
+        <w:spacing w:line="360" w:lineRule="auto"/>
+        <w:jc w:val="both"/>
+      </w:pPr>
+    </w:p>
+    <w:p>
+      <w:pPr>
+        <w:spacing w:line="360" w:lineRule="auto"/>
+        <w:jc w:val="both"/>
+      </w:pPr>
+    </w:p>
+    <w:p>
+      <w:pPr>
+        <w:spacing w:line="360" w:lineRule="auto"/>
+        <w:jc w:val="both"/>
+      </w:pPr>
+    </w:p>
+    <w:p>
+      <w:pPr>
+        <w:spacing w:line="360" w:lineRule="auto"/>
+        <w:jc w:val="both"/>
+      </w:pPr>
+    </w:p>
+    <w:p>
+      <w:pPr>
+        <w:spacing w:line="360" w:lineRule="auto"/>
+        <w:jc w:val="both"/>
+      </w:pPr>
+    </w:p>
+    <w:p>
+      <w:pPr>
+        <w:spacing w:line="360" w:lineRule="auto"/>
+        <w:jc w:val="both"/>
+      </w:pPr>
+    </w:p>
+    <w:p>
+      <w:pPr>
+        <w:spacing w:line="360" w:lineRule="auto"/>
+        <w:jc w:val="both"/>
+      </w:pPr>
+    </w:p>
+    <w:p>
+      <w:pPr>
+        <w:spacing w:line="360" w:lineRule="auto"/>
+        <w:jc w:val="both"/>
+      </w:pPr>
+    </w:p>
+    <w:p>
+      <w:pPr>
+        <w:spacing w:line="360" w:lineRule="auto"/>
+        <w:jc w:val="both"/>
+      </w:pPr>
+    </w:p>
+    <w:p>
+      <w:pPr>
+        <w:spacing w:line="360" w:lineRule="auto"/>
+        <w:jc w:val="both"/>
+      </w:pPr>
+    </w:p>
+    <w:p>
+      <w:pPr>
+        <w:spacing w:line="360" w:lineRule="auto"/>
+        <w:jc w:val="both"/>
+      </w:pPr>
+    </w:p>
+    <w:p>
+      <w:pPr>
+        <w:spacing w:line="360" w:lineRule="auto"/>
+        <w:jc w:val="both"/>
+      </w:pPr>
+    </w:p>
+    <w:p>
+      <w:pPr>
+        <w:spacing w:line="360" w:lineRule="auto"/>
+        <w:jc w:val="both"/>
+      </w:pPr>
+    </w:p>
+    <w:p>
+      <w:pPr>
+        <w:pStyle w:val="Ttulo2"/>
+      </w:pPr>
+      <w:r>
+        <w:t>     </w:t>
+      </w:r>
+      <w:bookmarkStart w:id="10" w:name="_Toc227570282"/>
+      <w:r>
+        <w:t>4.7</w:t>
+      </w:r>
+      <w:r>
+        <w:t>RISCOS E RESTRIÇÕES</w:t>
+      </w:r>
+      <w:bookmarkEnd w:id="10"/>
+      <w:r>
+        <w:t> </w:t>
+      </w:r>
+    </w:p>
+    <w:p>
+      <w:pPr>
+        <w:spacing w:line="360" w:lineRule="auto"/>
+        <w:jc w:val="both"/>
+      </w:pPr>
+      <w:r>
+        <w:tab/>
+      </w:r>
+      <w:r>
+        <w:tab/>
+        <w:t> </w:t>
+      </w:r>
+    </w:p>
+    <w:p>
+      <w:pPr>
+        <w:spacing w:line="360" w:lineRule="auto"/>
+        <w:jc w:val="both"/>
+      </w:pPr>
+      <w:r>
+        <w:t>        </w:t>
+      </w:r>
+    </w:p>
+    <w:p>
+      <w:pPr>
+        <w:spacing w:line="360" w:lineRule="auto"/>
+        <w:jc w:val="both"/>
+      </w:pPr>
+    </w:p>
+    <w:p>
+      <w:pPr>
+        <w:spacing w:line="360" w:lineRule="auto"/>
+        <w:jc w:val="both"/>
+      </w:pPr>
+    </w:p>
+    <w:p>
+      <w:pPr>
+        <w:spacing w:line="360" w:lineRule="auto"/>
+        <w:jc w:val="both"/>
+      </w:pPr>
+    </w:p>
+    <w:p>
+      <w:pPr>
+        <w:spacing w:line="360" w:lineRule="auto"/>
+        <w:jc w:val="both"/>
+      </w:pPr>
+    </w:p>
+    <w:p>
+      <w:pPr>
+        <w:spacing w:line="360" w:lineRule="auto"/>
+        <w:jc w:val="both"/>
+      </w:pPr>
+    </w:p>
+    <w:p>
+      <w:pPr>
+        <w:spacing w:line="360" w:lineRule="auto"/>
+        <w:jc w:val="both"/>
+      </w:pPr>
+    </w:p>
+    <w:p>
+      <w:pPr>
+        <w:spacing w:line="360" w:lineRule="auto"/>
+        <w:jc w:val="both"/>
+      </w:pPr>
+    </w:p>
+    <w:p>
+      <w:pPr>
+        <w:spacing w:line="360" w:lineRule="auto"/>
+        <w:jc w:val="both"/>
+      </w:pPr>
+    </w:p>
+    <w:p>
+      <w:pPr>
+        <w:spacing w:line="360" w:lineRule="auto"/>
+        <w:jc w:val="both"/>
+      </w:pPr>
+    </w:p>
+    <w:p>
+      <w:pPr>
+        <w:spacing w:line="360" w:lineRule="auto"/>
+        <w:jc w:val="both"/>
+      </w:pPr>
+    </w:p>
+    <w:p>
+      <w:pPr>
+        <w:spacing w:line="360" w:lineRule="auto"/>
+        <w:jc w:val="both"/>
+      </w:pPr>
+    </w:p>
+    <w:p>
+      <w:pPr>
+        <w:spacing w:line="360" w:lineRule="auto"/>
+        <w:jc w:val="both"/>
+      </w:pPr>
+    </w:p>
+    <w:p>
+      <w:pPr>
+        <w:spacing w:line="360" w:lineRule="auto"/>
+        <w:jc w:val="both"/>
+      </w:pPr>
+    </w:p>
+    <w:p>
+      <w:pPr>
+        <w:spacing w:line="360" w:lineRule="auto"/>
+        <w:jc w:val="both"/>
+      </w:pPr>
+    </w:p>
+    <w:p>
+      <w:pPr>
+        <w:spacing w:line="360" w:lineRule="auto"/>
+        <w:jc w:val="both"/>
+      </w:pPr>
+    </w:p>
+    <w:p>
+      <w:pPr>
+        <w:spacing w:line="360" w:lineRule="auto"/>
+        <w:jc w:val="both"/>
+      </w:pPr>
+    </w:p>
+    <w:p>
+      <w:pPr>
+        <w:spacing w:line="360" w:lineRule="auto"/>
+        <w:jc w:val="both"/>
+      </w:pPr>
+    </w:p>
+    <w:p>
+      <w:pPr>
+        <w:spacing w:line="360" w:lineRule="auto"/>
+        <w:jc w:val="both"/>
+      </w:pPr>
+    </w:p>
+    <w:p>
+      <w:pPr>
+        <w:spacing w:line="360" w:lineRule="auto"/>
+        <w:jc w:val="both"/>
+      </w:pPr>
+    </w:p>
+    <w:p>
+      <w:pPr>
+        <w:spacing w:line="360" w:lineRule="auto"/>
+        <w:jc w:val="both"/>
+      </w:pPr>
+    </w:p>
+    <w:p>
+      <w:pPr>
+        <w:spacing w:line="360" w:lineRule="auto"/>
+        <w:jc w:val="both"/>
+      </w:pPr>
+    </w:p>
+    <w:p>
+      <w:pPr>
+        <w:pStyle w:val="Ttulo2"/>
+      </w:pPr>
+      <w:r>
+        <w:t> </w:t>
+      </w:r>
+      <w:bookmarkStart w:id="11" w:name="_Toc227570283"/>
+      <w:r>
+        <w:t>4.8</w:t>
+      </w:r>
+      <w:r>
+        <w:t>STAKEHOLDERS</w:t>
+      </w:r>
+      <w:bookmarkEnd w:id="11"/>
+      <w:r>
+        <w:t> </w:t>
+      </w:r>
+    </w:p>
+    <w:p>
+      <w:pPr>
+        <w:spacing w:line="360" w:lineRule="auto"/>
+        <w:jc w:val="both"/>
+      </w:pPr>
+      <w:r>
+        <w:tab/>
+        <w:t>Os stakeholders do projeto dividem-se em três níveis de interesse e impacto. O stakeholder primário é o próprio desenvolvedor, sendo o principal interessado no sucesso técnico e pessoal do produto. Em segundo plano estão os usuários entusiastas e a comunidade urbana de skate, que usufruirão do conteúdo e das ferramentas de evolução. Por fim, os stakeholders terciários incluem recrutadores e avaliadores técnicos, para quem o projeto servirá como uma vitrine de habilidades técnicas, visão de mercado e capacidade de traduzir conceitos complexos em soluções digitais eficientes. </w:t>
+      </w:r>
+    </w:p>
+    <w:p>
+      <w:pPr>
+        <w:spacing w:line="360" w:lineRule="auto"/>
+        <w:jc w:val="both"/>
+      </w:pPr>
+      <w:r>
+        <w:t> </w:t>
+      </w:r>
+    </w:p>
+    <w:p>
+      <w:pPr>
+        <w:spacing w:line="360" w:lineRule="auto"/>
+        <w:jc w:val="both"/>
+      </w:pPr>
+      <w:r>
+        <w:t> </w:t>
+      </w:r>
+    </w:p>
+    <w:p>
+      <w:pPr>
+        <w:spacing w:line="360" w:lineRule="auto"/>
+        <w:jc w:val="both"/>
+      </w:pPr>
+      <w:r>
+        <w:t> </w:t>
+      </w:r>
+    </w:p>
+    <w:p>
+      <w:pPr>
+        <w:spacing w:line="360" w:lineRule="auto"/>
+        <w:jc w:val="both"/>
+      </w:pPr>
+      <w:r>
+        <w:t> </w:t>
+      </w:r>
+    </w:p>
+    <w:p>
+      <w:pPr>
+        <w:spacing w:line="360" w:lineRule="auto"/>
+        <w:jc w:val="both"/>
+      </w:pPr>
+      <w:r>
+        <w:t> </w:t>
+      </w:r>
+    </w:p>
+    <w:p>
+      <w:pPr>
+        <w:spacing w:line="360" w:lineRule="auto"/>
+        <w:jc w:val="both"/>
+      </w:pPr>
+      <w:r>
+        <w:t> </w:t>
+      </w:r>
+    </w:p>
+    <w:p>
+      <w:pPr>
+        <w:spacing w:line="360" w:lineRule="auto"/>
+        <w:jc w:val="both"/>
+      </w:pPr>
+      <w:r>
+        <w:t> </w:t>
+      </w:r>
+    </w:p>
+    <w:p>
+      <w:pPr>
+        <w:spacing w:line="360" w:lineRule="auto"/>
+        <w:jc w:val="both"/>
+      </w:pPr>
+    </w:p>
+    <w:p>
+      <w:pPr>
+        <w:spacing w:line="360" w:lineRule="auto"/>
+        <w:jc w:val="both"/>
+      </w:pPr>
+    </w:p>
+    <w:p>
+      <w:pPr>
+        <w:spacing w:line="360" w:lineRule="auto"/>
+        <w:jc w:val="both"/>
+      </w:pPr>
+    </w:p>
+    <w:p>
+      <w:pPr>
+        <w:spacing w:line="360" w:lineRule="auto"/>
+        <w:jc w:val="both"/>
+      </w:pPr>
+    </w:p>
+    <w:p>
+      <w:pPr>
+        <w:spacing w:line="360" w:lineRule="auto"/>
+        <w:jc w:val="both"/>
+      </w:pPr>
+    </w:p>
+    <w:p>
+      <w:pPr>
+        <w:spacing w:line="360" w:lineRule="auto"/>
+        <w:jc w:val="both"/>
+      </w:pPr>
+    </w:p>
+    <w:p>
+      <w:pPr>
+        <w:spacing w:line="360" w:lineRule="auto"/>
+        <w:jc w:val="both"/>
+      </w:pPr>
+    </w:p>
+    <w:p>
+      <w:pPr>
+        <w:spacing w:line="360" w:lineRule="auto"/>
+        <w:jc w:val="both"/>
+      </w:pPr>
+    </w:p>
+    <w:p>
+      <w:pPr>
+        <w:spacing w:line="360" w:lineRule="auto"/>
+        <w:jc w:val="both"/>
+      </w:pPr>
+    </w:p>
+    <w:p>
+      <w:pPr>
+        <w:spacing w:line="360" w:lineRule="auto"/>
+        <w:jc w:val="both"/>
+      </w:pPr>
+    </w:p>
+    <w:p>
+      <w:pPr>
+        <w:pStyle w:val="Ttulo1"/>
+      </w:pPr>
+      <w:bookmarkStart w:id="12" w:name="_Toc227570284"/>
+      <w:r>
+        <w:t>5.</w:t>
+      </w:r>
+      <w:r>
+        <w:t>DIAGRAMA DE SOLUÇÃO</w:t>
+      </w:r>
+      <w:bookmarkEnd w:id="12"/>
+      <w:r>
+        <w:t> </w:t>
+      </w:r>
+    </w:p>
+    <w:p>
+      <w:pPr>
+        <w:spacing w:line="360" w:lineRule="auto"/>
+        <w:jc w:val="both"/>
+      </w:pPr>
+      <w:r>
+        <w:drawing>
+          <wp:inline distT="0" distB="0" distL="0" distR="0" wp14:anchorId="34EDD518" wp14:editId="15989FD4">
+            <wp:extent cx="5722620" cy="2811780"/>
+            <wp:effectExtent l="0" t="0" r="0" b="7620"/>
+            <wp:docPr id="1958060585" name="Imagem 2"/>
+            <wp:cNvGraphicFramePr>
+              <a:graphicFrameLocks xmlns:a="http://schemas.openxmlformats.org/drawingml/2006/main" noChangeAspect="1"/>
+            </wp:cNvGraphicFramePr>
+            <a:graphic xmlns:a="http://schemas.openxmlformats.org/drawingml/2006/main">
+              <a:graphicData uri="http://schemas.openxmlformats.org/drawingml/2006/picture">
+                <pic:pic xmlns:pic="http://schemas.openxmlformats.org/drawingml/2006/picture">
+                  <pic:nvPicPr>
+                    <pic:cNvPr id="0" name="Picture 6"/>
+                    <pic:cNvPicPr>
+                      <a:picLocks noChangeAspect="1" noChangeArrowheads="1"/>
+                    </pic:cNvPicPr>
+                  </pic:nvPicPr>
+                  <pic:blipFill>
+                    <a:blip r:embed="rId7">
+                      <a:extLst>
+                        <a:ext uri="{28A0092B-C50C-407E-A947-70E740481C1C}">
+                          <a14:useLocalDpi xmlns:a14="http://schemas.microsoft.com/office/drawing/2010/main" val="0"/>
+                        </a:ext>
+                      </a:extLst>
+                    </a:blip>
+                    <a:srcRect/>
+                    <a:stretch>
+                      <a:fillRect/>
+                    </a:stretch>
+                  </pic:blipFill>
+                  <pic:spPr bwMode="auto">
+                    <a:xfrm>
+                      <a:off x="0" y="0"/>
+                      <a:ext cx="5722620" cy="2811780"/>
+                    </a:xfrm>
+                    <a:prstGeom prst="rect">
+                      <a:avLst/>
+                    </a:prstGeom>
+                    <a:noFill/>
+                    <a:ln>
+                      <a:noFill/>
+                    </a:ln>
+                  </pic:spPr>
+                </pic:pic>
+              </a:graphicData>
+            </a:graphic>
+          </wp:inline>
+        </w:drawing>
+      </w:r>
+      <w:r>
+        <w:t> </w:t>
+      </w:r>
+    </w:p>
+    <w:p>
+      <w:pPr>
+        <w:spacing w:line="360" w:lineRule="auto"/>
+        <w:jc w:val="both"/>
+      </w:pPr>
+    </w:p>
+    <w:p>
+      <w:pPr>
+        <w:spacing w:line="360" w:lineRule="auto"/>
+        <w:jc w:val="both"/>
+      </w:pPr>
+    </w:p>
+    <w:p>
+      <w:pPr>
+        <w:spacing w:line="360" w:lineRule="auto"/>
+        <w:jc w:val="both"/>
+      </w:pPr>
+    </w:p>
+    <w:p>
+      <w:pPr>
+        <w:spacing w:line="360" w:lineRule="auto"/>
+        <w:jc w:val="both"/>
+      </w:pPr>
+    </w:p>
+    <w:p>
+      <w:pPr>
+        <w:spacing w:line="360" w:lineRule="auto"/>
+        <w:jc w:val="both"/>
+      </w:pPr>
+    </w:p>
+    <w:p>
+      <w:pPr>
+        <w:spacing w:line="360" w:lineRule="auto"/>
+        <w:jc w:val="both"/>
+      </w:pPr>
+    </w:p>
+    <w:p>
+      <w:pPr>
+        <w:spacing w:line="360" w:lineRule="auto"/>
+        <w:jc w:val="both"/>
+      </w:pPr>
+    </w:p>
+    <w:p>
+      <w:pPr>
+        <w:spacing w:line="360" w:lineRule="auto"/>
+        <w:jc w:val="both"/>
+      </w:pPr>
+    </w:p>
+    <w:p>
+      <w:pPr>
+        <w:spacing w:line="360" w:lineRule="auto"/>
+        <w:jc w:val="both"/>
+      </w:pPr>
+    </w:p>
+    <w:p>
+      <w:pPr>
+        <w:spacing w:line="360" w:lineRule="auto"/>
+        <w:jc w:val="both"/>
+      </w:pPr>
+    </w:p>
+    <w:p>
+      <w:pPr>
+        <w:spacing w:line="360" w:lineRule="auto"/>
+        <w:jc w:val="both"/>
+      </w:pPr>
+    </w:p>
+    <w:p>
+      <w:pPr>
+        <w:spacing w:line="360" w:lineRule="auto"/>
+        <w:jc w:val="both"/>
+      </w:pPr>
+    </w:p>
+    <w:p>
+      <w:pPr>
+        <w:spacing w:line="360" w:lineRule="auto"/>
+        <w:jc w:val="both"/>
+      </w:pPr>
+    </w:p>
+    <w:p>
+      <w:pPr>
+        <w:spacing w:line="360" w:lineRule="auto"/>
+        <w:jc w:val="both"/>
+      </w:pPr>
+    </w:p>
+    <w:p>
+      <w:pPr>
+        <w:spacing w:line="360" w:lineRule="auto"/>
+        <w:jc w:val="both"/>
+      </w:pPr>
+    </w:p>
+    <w:p>
+      <w:pPr>
+        <w:pStyle w:val="Ttulo1"/>
+      </w:pPr>
+      <w:bookmarkStart w:id="13" w:name="_Toc227570285"/>
+      <w:r>
+        <w:t>6.</w:t>
+      </w:r>
+      <w:r>
+        <w:t>PREMISSAS E RESTRIÇÕES</w:t>
+      </w:r>
+      <w:bookmarkEnd w:id="13"/>
+      <w:r>
+        <w:t> </w:t>
+      </w:r>
+    </w:p>
+    <w:p>
+      <w:pPr>
+        <w:spacing w:line="360" w:lineRule="auto"/>
+        <w:jc w:val="both"/>
+      </w:pPr>
+      <w:r>
+        <w:t>As diretrizes operacionais deste projeto baseiam-se na premissa de que haverá disponibilidade contínua das ferramentas de desenvolvimento e estabilidade nas APIs de terceiros, garantindo que o fluxo de trabalho não sofra interrupções externas críticas. Assume-se que o desenvolvedor manterá uma dedicação constante ao cronograma e que o acesso aos serviços de hospedagem em nuvem permanecerá ininterrupto, validando a relevância do conteúdo para uma comunidade de skate que se presume ativa e engajada. No entanto, o sucesso desta execução está condicionado a restrições rigorosas, como a ausência de orçamento para serviços premium, o que limita o projeto ao uso exclusivo de tecnologias de código aberto e camadas gratuitas de infraestrutura. Além disso, o desenvolvimento deve respeitar o limite temporal do semestre letivo de 2026 e a capacidade produtiva de um único desenvolvedor, exigindo uma gestão de prioridades severa para assegurar que a performance e a segurança do sistema sejam mantidas dentro dos padrões técnicos estabelecidos, mesmo diante das limitações de uma equipe reduzida. </w:t>
+      </w:r>
+    </w:p>
+    <w:p>
+      <w:pPr>
+        <w:spacing w:line="360" w:lineRule="auto"/>
+        <w:jc w:val="both"/>
+      </w:pPr>
+      <w:r>
+        <w:t> </w:t>
+      </w:r>
+    </w:p>
+    <w:p>
+      <w:pPr>
+        <w:spacing w:line="360" w:lineRule="auto"/>
+        <w:jc w:val="both"/>
+      </w:pPr>
+      <w:r>
+        <w:t> </w:t>
+      </w:r>
+    </w:p>
+    <w:p>
+      <w:r>
+        <w:t> </w:t>
+      </w:r>
+    </w:p>
+    <w:p>
+      <w:r>
+        <w:t> </w:t>
+      </w:r>
+    </w:p>
+    <w:p>
+      <w:r>
+        <w:t> </w:t>
+      </w:r>
+    </w:p>
+    <w:p>
+      <w:r>
+        <w:t> </w:t>
+      </w:r>
+    </w:p>
+    <w:p>
+      <w:r>
+        <w:t> </w:t>
+      </w:r>
+    </w:p>
+    <w:p>
+      <w:r>
+        <w:t> </w:t>
+      </w:r>
+    </w:p>
     <w:p/>
     <w:sectPr>
       <w:pgSz w:w="11906" w:h="16838"/>
-      <w:pgMar w:top="1440" w:right="1440" w:bottom="1440" w:left="1440" w:header="720" w:footer="720" w:gutter="0"/>
+      <w:pgMar w:top="1701" w:right="1134" w:bottom="1134" w:left="1701" w:header="720" w:footer="720" w:gutter="0"/>
       <w:cols w:space="720"/>
       <w:docGrid w:linePitch="360"/>
     </w:sectPr>
   </w:body>
 </w:document>
+</file>
+
+<file path=word/endnotes.xml><?xml version="1.0" encoding="utf-8"?>
+<w:endnotes xmlns:wpc="http://schemas.microsoft.com/office/word/2010/wordprocessingCanvas" xmlns:cx="http://schemas.microsoft.com/office/drawing/2014/chartex" xmlns:cx1="http://schemas.microsoft.com/office/drawing/2015/9/8/chartex" xmlns:cx2="http://schemas.microsoft.com/office/drawing/2015/10/21/chartex" xmlns:cx3="http://schemas.microsoft.com/office/drawing/2016/5/9/chartex" xmlns:cx4="http://schemas.microsoft.com/office/drawing/2016/5/10/chartex" xmlns:cx5="http://schemas.microsoft.com/office/drawing/2016/5/11/chartex" xmlns:cx6="http://schemas.microsoft.com/office/drawing/2016/5/12/chartex" xmlns:cx7="http://schemas.microsoft.com/office/drawing/2016/5/13/chartex" xmlns:cx8="http://schemas.microsoft.com/office/drawing/2016/5/14/chartex" xmlns:mc="http://schemas.openxmlformats.org/markup-compatibility/2006" xmlns:aink="http://schemas.microsoft.com/office/drawing/2016/ink" xmlns:am3d="http://schemas.microsoft.com/office/drawing/2017/model3d" xmlns:o="urn:schemas-microsoft-com:office:office" xmlns:oel="http://schemas.microsoft.com/office/2019/extlst" xmlns:r="http://schemas.openxmlformats.org/officeDocument/2006/relationships" xmlns:m="http://schemas.openxmlformats.org/officeDocument/2006/math" xmlns:v="urn:schemas-microsoft-com:vml" xmlns:wp14="http://schemas.microsoft.com/office/word/2010/wordprocessingDrawing" xmlns:wp="http://schemas.openxmlformats.org/drawingml/2006/wordprocessingDrawing" xmlns:w10="urn:schemas-microsoft-com:office:word" xmlns:w="http://schemas.openxmlformats.org/wordprocessingml/2006/main" xmlns:w14="http://schemas.microsoft.com/office/word/2010/wordml" xmlns:w15="http://schemas.microsoft.com/office/word/2012/wordml" xmlns:w16cex="http://schemas.microsoft.com/office/word/2018/wordml/cex" xmlns:w16cid="http://schemas.microsoft.com/office/word/2016/wordml/cid" xmlns:w16="http://schemas.microsoft.com/office/word/2018/wordml" xmlns:w16du="http://schemas.microsoft.com/office/word/2023/wordml/word16du" xmlns:w16sdtdh="http://schemas.microsoft.com/office/word/2020/wordml/sdtdatahash" xmlns:w16sdtfl="http://schemas.microsoft.com/office/word/2024/wordml/sdtformatlock" xmlns:w16se="http://schemas.microsoft.com/office/word/2015/wordml/symex" xmlns:wpg="http://schemas.microsoft.com/office/word/2010/wordprocessingGroup" xmlns:wpi="http://schemas.microsoft.com/office/word/2010/wordprocessingInk" xmlns:wne="http://schemas.microsoft.com/office/word/2006/wordml" xmlns:wps="http://schemas.microsoft.com/office/word/2010/wordprocessingShape" mc:Ignorable="w14 w15 w16se w16cid w16 w16cex w16sdtdh w16sdtfl w16du wp14">
+  <w:endnote w:type="separator" w:id="-1">
+    <w:p>
+      <w:pPr>
+        <w:spacing w:after="0" w:line="240" w:lineRule="auto"/>
+      </w:pPr>
+      <w:r>
+        <w:separator/>
+      </w:r>
+    </w:p>
+  </w:endnote>
+  <w:endnote w:type="continuationSeparator" w:id="0">
+    <w:p>
+      <w:pPr>
+        <w:spacing w:after="0" w:line="240" w:lineRule="auto"/>
+      </w:pPr>
+      <w:r>
+        <w:continuationSeparator/>
+      </w:r>
+    </w:p>
+  </w:endnote>
+</w:endnotes>
+</file>
+
+<file path=word/footnotes.xml><?xml version="1.0" encoding="utf-8"?>
+<w:footnotes xmlns:wpc="http://schemas.microsoft.com/office/word/2010/wordprocessingCanvas" xmlns:cx="http://schemas.microsoft.com/office/drawing/2014/chartex" xmlns:cx1="http://schemas.microsoft.com/office/drawing/2015/9/8/chartex" xmlns:cx2="http://schemas.microsoft.com/office/drawing/2015/10/21/chartex" xmlns:cx3="http://schemas.microsoft.com/office/drawing/2016/5/9/chartex" xmlns:cx4="http://schemas.microsoft.com/office/drawing/2016/5/10/chartex" xmlns:cx5="http://schemas.microsoft.com/office/drawing/2016/5/11/chartex" xmlns:cx6="http://schemas.microsoft.com/office/drawing/2016/5/12/chartex" xmlns:cx7="http://schemas.microsoft.com/office/drawing/2016/5/13/chartex" xmlns:cx8="http://schemas.microsoft.com/office/drawing/2016/5/14/chartex" xmlns:mc="http://schemas.openxmlformats.org/markup-compatibility/2006" xmlns:aink="http://schemas.microsoft.com/office/drawing/2016/ink" xmlns:am3d="http://schemas.microsoft.com/office/drawing/2017/model3d" xmlns:o="urn:schemas-microsoft-com:office:office" xmlns:oel="http://schemas.microsoft.com/office/2019/extlst" xmlns:r="http://schemas.openxmlformats.org/officeDocument/2006/relationships" xmlns:m="http://schemas.openxmlformats.org/officeDocument/2006/math" xmlns:v="urn:schemas-microsoft-com:vml" xmlns:wp14="http://schemas.microsoft.com/office/word/2010/wordprocessingDrawing" xmlns:wp="http://schemas.openxmlformats.org/drawingml/2006/wordprocessingDrawing" xmlns:w10="urn:schemas-microsoft-com:office:word" xmlns:w="http://schemas.openxmlformats.org/wordprocessingml/2006/main" xmlns:w14="http://schemas.microsoft.com/office/word/2010/wordml" xmlns:w15="http://schemas.microsoft.com/office/word/2012/wordml" xmlns:w16cex="http://schemas.microsoft.com/office/word/2018/wordml/cex" xmlns:w16cid="http://schemas.microsoft.com/office/word/2016/wordml/cid" xmlns:w16="http://schemas.microsoft.com/office/word/2018/wordml" xmlns:w16du="http://schemas.microsoft.com/office/word/2023/wordml/word16du" xmlns:w16sdtdh="http://schemas.microsoft.com/office/word/2020/wordml/sdtdatahash" xmlns:w16sdtfl="http://schemas.microsoft.com/office/word/2024/wordml/sdtformatlock" xmlns:w16se="http://schemas.microsoft.com/office/word/2015/wordml/symex" xmlns:wpg="http://schemas.microsoft.com/office/word/2010/wordprocessingGroup" xmlns:wpi="http://schemas.microsoft.com/office/word/2010/wordprocessingInk" xmlns:wne="http://schemas.microsoft.com/office/word/2006/wordml" xmlns:wps="http://schemas.microsoft.com/office/word/2010/wordprocessingShape" mc:Ignorable="w14 w15 w16se w16cid w16 w16cex w16sdtdh w16sdtfl w16du wp14">
+  <w:footnote w:type="separator" w:id="-1">
+    <w:p>
+      <w:pPr>
+        <w:spacing w:after="0" w:line="240" w:lineRule="auto"/>
+      </w:pPr>
+      <w:r>
+        <w:separator/>
+      </w:r>
+    </w:p>
+  </w:footnote>
+  <w:footnote w:type="continuationSeparator" w:id="0">
+    <w:p>
+      <w:pPr>
+        <w:spacing w:after="0" w:line="240" w:lineRule="auto"/>
+      </w:pPr>
+      <w:r>
+        <w:continuationSeparator/>
+      </w:r>
+    </w:p>
+  </w:footnote>
+</w:footnotes>
 </file>
 
 <file path=word/styles.xml><?xml version="1.0" encoding="utf-8"?>
@@ -412,13 +3962,55 @@
     <w:name w:val="Normal"/>
     <w:qFormat/>
   </w:style>
-  <w:style w:type="character" w:default="1" w:styleId="DefaultParagraphFont">
+  <w:style w:type="paragraph" w:styleId="Ttulo1">
+    <w:name w:val="heading 1"/>
+    <w:basedOn w:val="Normal"/>
+    <w:next w:val="Normal"/>
+    <w:link w:val="Ttulo1Char"/>
+    <w:uiPriority w:val="9"/>
+    <w:qFormat/>
+    <w:rsid w:val="003953CE"/>
+    <w:pPr>
+      <w:keepNext/>
+      <w:keepLines/>
+      <w:spacing w:before="240" w:after="0"/>
+      <w:outlineLvl w:val="0"/>
+    </w:pPr>
+    <w:rPr>
+      <w:rFonts w:asciiTheme="majorHAnsi" w:eastAsiaTheme="majorEastAsia" w:hAnsiTheme="majorHAnsi" w:cstheme="majorBidi"/>
+      <w:color w:val="0F4761" w:themeColor="accent1" w:themeShade="BF"/>
+      <w:sz w:val="32"/>
+      <w:szCs w:val="32"/>
+    </w:rPr>
+  </w:style>
+  <w:style w:type="paragraph" w:styleId="Ttulo2">
+    <w:name w:val="heading 2"/>
+    <w:basedOn w:val="Normal"/>
+    <w:next w:val="Normal"/>
+    <w:link w:val="Ttulo2Char"/>
+    <w:uiPriority w:val="9"/>
+    <w:unhideWhenUsed/>
+    <w:qFormat/>
+    <w:rsid w:val="00D102F7"/>
+    <w:pPr>
+      <w:keepNext/>
+      <w:keepLines/>
+      <w:spacing w:before="40" w:after="0"/>
+      <w:outlineLvl w:val="1"/>
+    </w:pPr>
+    <w:rPr>
+      <w:rFonts w:asciiTheme="majorHAnsi" w:eastAsiaTheme="majorEastAsia" w:hAnsiTheme="majorHAnsi" w:cstheme="majorBidi"/>
+      <w:color w:val="0F4761" w:themeColor="accent1" w:themeShade="BF"/>
+      <w:sz w:val="26"/>
+      <w:szCs w:val="26"/>
+    </w:rPr>
+  </w:style>
+  <w:style w:type="character" w:default="1" w:styleId="Fontepargpadro">
     <w:name w:val="Default Paragraph Font"/>
     <w:uiPriority w:val="1"/>
-    <w:semiHidden/>
     <w:unhideWhenUsed/>
   </w:style>
-  <w:style w:type="table" w:default="1" w:styleId="TableNormal">
+  <w:style w:type="table" w:default="1" w:styleId="Tabelanormal">
     <w:name w:val="Normal Table"/>
     <w:uiPriority w:val="99"/>
     <w:semiHidden/>
@@ -433,11 +4025,133 @@
       </w:tblCellMar>
     </w:tblPr>
   </w:style>
-  <w:style w:type="numbering" w:default="1" w:styleId="NoList">
+  <w:style w:type="numbering" w:default="1" w:styleId="Semlista">
     <w:name w:val="No List"/>
     <w:uiPriority w:val="99"/>
     <w:semiHidden/>
     <w:unhideWhenUsed/>
+  </w:style>
+  <w:style w:type="character" w:customStyle="1" w:styleId="Ttulo1Char">
+    <w:name w:val="Título 1 Char"/>
+    <w:basedOn w:val="Fontepargpadro"/>
+    <w:link w:val="Ttulo1"/>
+    <w:uiPriority w:val="9"/>
+    <w:rsid w:val="003953CE"/>
+    <w:rPr>
+      <w:rFonts w:asciiTheme="majorHAnsi" w:eastAsiaTheme="majorEastAsia" w:hAnsiTheme="majorHAnsi" w:cstheme="majorBidi"/>
+      <w:color w:val="0F4761" w:themeColor="accent1" w:themeShade="BF"/>
+      <w:sz w:val="32"/>
+      <w:szCs w:val="32"/>
+    </w:rPr>
+  </w:style>
+  <w:style w:type="paragraph" w:styleId="CabealhodoSumrio">
+    <w:name w:val="TOC Heading"/>
+    <w:basedOn w:val="Ttulo1"/>
+    <w:next w:val="Normal"/>
+    <w:uiPriority w:val="39"/>
+    <w:unhideWhenUsed/>
+    <w:qFormat/>
+    <w:rsid w:val="003953CE"/>
+    <w:pPr>
+      <w:spacing w:line="259" w:lineRule="auto"/>
+      <w:outlineLvl w:val="9"/>
+    </w:pPr>
+    <w:rPr>
+      <w:lang w:eastAsia="pt-BR"/>
+    </w:rPr>
+  </w:style>
+  <w:style w:type="character" w:customStyle="1" w:styleId="Ttulo2Char">
+    <w:name w:val="Título 2 Char"/>
+    <w:basedOn w:val="Fontepargpadro"/>
+    <w:link w:val="Ttulo2"/>
+    <w:uiPriority w:val="9"/>
+    <w:rsid w:val="00D102F7"/>
+    <w:rPr>
+      <w:rFonts w:asciiTheme="majorHAnsi" w:eastAsiaTheme="majorEastAsia" w:hAnsiTheme="majorHAnsi" w:cstheme="majorBidi"/>
+      <w:color w:val="0F4761" w:themeColor="accent1" w:themeShade="BF"/>
+      <w:sz w:val="26"/>
+      <w:szCs w:val="26"/>
+    </w:rPr>
+  </w:style>
+  <w:style w:type="paragraph" w:styleId="Sumrio1">
+    <w:name w:val="toc 1"/>
+    <w:basedOn w:val="Normal"/>
+    <w:next w:val="Normal"/>
+    <w:autoRedefine/>
+    <w:uiPriority w:val="39"/>
+    <w:unhideWhenUsed/>
+    <w:rsid w:val="00065DCB"/>
+    <w:pPr>
+      <w:spacing w:after="100"/>
+    </w:pPr>
+  </w:style>
+  <w:style w:type="paragraph" w:styleId="Sumrio2">
+    <w:name w:val="toc 2"/>
+    <w:basedOn w:val="Normal"/>
+    <w:next w:val="Normal"/>
+    <w:autoRedefine/>
+    <w:uiPriority w:val="39"/>
+    <w:unhideWhenUsed/>
+    <w:rsid w:val="00065DCB"/>
+    <w:pPr>
+      <w:spacing w:after="100"/>
+      <w:ind w:left="240"/>
+    </w:pPr>
+  </w:style>
+  <w:style w:type="character" w:styleId="Hyperlink">
+    <w:name w:val="Hyperlink"/>
+    <w:basedOn w:val="Fontepargpadro"/>
+    <w:uiPriority w:val="99"/>
+    <w:unhideWhenUsed/>
+    <w:rsid w:val="00065DCB"/>
+    <w:rPr>
+      <w:color w:val="467886" w:themeColor="hyperlink"/>
+      <w:u w:val="single"/>
+    </w:rPr>
+  </w:style>
+  <w:style w:type="paragraph" w:styleId="Cabealho">
+    <w:name w:val="header"/>
+    <w:basedOn w:val="Normal"/>
+    <w:link w:val="CabealhoChar"/>
+    <w:uiPriority w:val="99"/>
+    <w:unhideWhenUsed/>
+    <w:rsid w:val="006C6CE4"/>
+    <w:pPr>
+      <w:tabs>
+        <w:tab w:val="center" w:pos="4252"/>
+        <w:tab w:val="right" w:pos="8504"/>
+      </w:tabs>
+      <w:spacing w:after="0" w:line="240" w:lineRule="auto"/>
+    </w:pPr>
+  </w:style>
+  <w:style w:type="character" w:customStyle="1" w:styleId="CabealhoChar">
+    <w:name w:val="Cabeçalho Char"/>
+    <w:basedOn w:val="Fontepargpadro"/>
+    <w:link w:val="Cabealho"/>
+    <w:uiPriority w:val="99"/>
+    <w:rsid w:val="006C6CE4"/>
+  </w:style>
+  <w:style w:type="paragraph" w:styleId="Rodap">
+    <w:name w:val="footer"/>
+    <w:basedOn w:val="Normal"/>
+    <w:link w:val="RodapChar"/>
+    <w:uiPriority w:val="99"/>
+    <w:unhideWhenUsed/>
+    <w:rsid w:val="006C6CE4"/>
+    <w:pPr>
+      <w:tabs>
+        <w:tab w:val="center" w:pos="4252"/>
+        <w:tab w:val="right" w:pos="8504"/>
+      </w:tabs>
+      <w:spacing w:after="0" w:line="240" w:lineRule="auto"/>
+    </w:pPr>
+  </w:style>
+  <w:style w:type="character" w:customStyle="1" w:styleId="RodapChar">
+    <w:name w:val="Rodapé Char"/>
+    <w:basedOn w:val="Fontepargpadro"/>
+    <w:link w:val="Rodap"/>
+    <w:uiPriority w:val="99"/>
+    <w:rsid w:val="006C6CE4"/>
   </w:style>
 </w:styles>
 </file>
@@ -701,4 +4415,16 @@
     </a:ext>
   </a:extLst>
 </a:theme>
+</file>
+
+<file path=customXml/item1.xml><?xml version="1.0" encoding="utf-8"?>
+<b:Sources xmlns:b="http://schemas.openxmlformats.org/officeDocument/2006/bibliography" xmlns="http://schemas.openxmlformats.org/officeDocument/2006/bibliography" SelectedStyle="\APASixthEditionOfficeOnline.xsl" StyleName="APA" Version="6"/>
+</file>
+
+<file path=customXml/itemProps1.xml><?xml version="1.0" encoding="utf-8"?>
+<ds:datastoreItem xmlns:ds="http://schemas.openxmlformats.org/officeDocument/2006/customXml" ds:itemID="{B830F31B-5CB4-4ACA-A6FA-BF9E0E4FCE42}">
+  <ds:schemaRefs>
+    <ds:schemaRef ds:uri="http://schemas.openxmlformats.org/officeDocument/2006/bibliography"/>
+  </ds:schemaRefs>
+</ds:datastoreItem>
 </file>
--- a/projeto/documentos/Documentação Skate.log.docx
+++ b/projeto/documentos/Documentação Skate.log.docx
@@ -402,6 +402,13 @@
     </w:p>
     <w:sdt>
       <w:sdtPr>
+        <w:rPr>
+          <w:rFonts w:asciiTheme="minorHAnsi" w:eastAsiaTheme="minorHAnsi" w:hAnsiTheme="minorHAnsi" w:cstheme="minorBidi"/>
+          <w:color w:val="auto"/>
+          <w:sz w:val="24"/>
+          <w:szCs w:val="24"/>
+          <w:lang w:eastAsia="en-US"/>
+        </w:rPr>
         <w:id w:val="-1335918420"/>
         <w:docPartObj>
           <w:docPartGallery w:val="Table of Contents"/>
@@ -410,13 +417,8 @@
       </w:sdtPr>
       <w:sdtEndPr>
         <w:rPr>
-          <w:rFonts w:asciiTheme="minorHAnsi" w:eastAsiaTheme="minorHAnsi" w:hAnsiTheme="minorHAnsi" w:cstheme="minorBidi"/>
           <w:b/>
           <w:bCs/>
-          <w:color w:val="auto"/>
-          <w:sz w:val="24"/>
-          <w:szCs w:val="24"/>
-          <w:lang w:eastAsia="en-US"/>
         </w:rPr>
       </w:sdtEndPr>
       <w:sdtContent>
@@ -1763,7 +1765,19 @@
         <w:jc w:val="both"/>
       </w:pPr>
       <w:r>
-        <w:t xml:space="preserve">O objetivo deste projeto é desenvolver um site institucional sobre a cena do skate até o final do </w:t>
+        <w:t xml:space="preserve">O objetivo deste projeto é desenvolver um site </w:t>
+      </w:r>
+      <w:r>
+        <w:t>para cadastro de manobras</w:t>
+      </w:r>
+      <w:r>
+        <w:t xml:space="preserve"> de</w:t>
+      </w:r>
+      <w:r>
+        <w:t xml:space="preserve"> </w:t>
+      </w:r>
+      <w:r>
+        <w:t xml:space="preserve">skate até o final do </w:t>
       </w:r>
       <w:r>
         <w:t>primeiro</w:t>
@@ -1963,19 +1977,76 @@
         <w:jc w:val="both"/>
       </w:pPr>
       <w:r>
-        <w:t>A relevância deste projeto justifica-se pela união rara entre o domínio técnico da tecnologia e a autoridade de quem vivencia a cultura que está sendo digitalizada. Este site de skate, equipado com dashboards de análise de desempenho e dados da cena local, nasce não apenas como uma ferramenta técnica, mas como uma extensão de uma vivência pessoal profunda.</w:t>
+        <w:t xml:space="preserve">A relevância deste projeto justifica-se pela união rara entre o domínio técnico da tecnologia e a autoridade de quem vivencia a cultura que está sendo digitalizada. Este site de skate, equipado com dashboards de análise de </w:t>
+      </w:r>
+      <w:r>
+        <w:t>frequência</w:t>
+      </w:r>
+      <w:r>
+        <w:t xml:space="preserve"> e dados da</w:t>
+      </w:r>
+      <w:r>
+        <w:t>s sessões realizadas</w:t>
+      </w:r>
+      <w:r>
+        <w:t>, nasce não apenas como uma ferramenta técnica, mas como uma extensão de uma vivência pessoal profunda.</w:t>
       </w:r>
       <w:r>
         <w:t xml:space="preserve"> </w:t>
       </w:r>
       <w:r>
-        <w:t>Ao contrário de interfaces genéricas, este desenvolvimento é pautado por uma compreensão empática das necessidades da comunidade. A motivação central para este trabalho reside no papel transformador que o skate desempenhou em minha trajetória; durante o período crítico da pandemia, o esporte foi o alicerce que me ajudou a superar momentos de vulnerabilidade mental e isolamento, proporcionando foco e equilíbrio.</w:t>
+        <w:t xml:space="preserve">Ao contrário de interfaces genéricas, este desenvolvimento é pautado por </w:t>
+      </w:r>
+      <w:r>
+        <w:t xml:space="preserve">reconhecer </w:t>
+      </w:r>
+      <w:r>
+        <w:t xml:space="preserve">as necessidades da comunidade. A motivação central para este trabalho reside no papel </w:t>
+      </w:r>
+      <w:r>
+        <w:t>libertador</w:t>
+      </w:r>
+      <w:r>
+        <w:t xml:space="preserve"> que o skate </w:t>
+      </w:r>
+      <w:r>
+        <w:t>fez</w:t>
+      </w:r>
+      <w:r>
+        <w:t xml:space="preserve"> em minha trajetória; durante o período crítico da pandemia, o esporte foi o </w:t>
+      </w:r>
+      <w:r>
+        <w:t xml:space="preserve">principal </w:t>
+      </w:r>
+      <w:r>
+        <w:t>meio</w:t>
+      </w:r>
+      <w:r>
+        <w:t xml:space="preserve"> que me ajudou a superar momentos de vulnerabilidade mental e isolamento, proporcionando foco e equilíbrio.</w:t>
       </w:r>
       <w:r>
         <w:t xml:space="preserve"> </w:t>
       </w:r>
       <w:r>
-        <w:t>Dessa forma, o projeto fundamenta-se na simbiose entre a mentalidade do skatista e a do desenvolvedor: a resiliência necessária para persistir em uma manobra após sucessivas quedas é o mesmo motor que impulsiona a resolução de problemas complexos de código, a estruturação de dados em dashboards precisos e a busca pela excelência técnica. Desenvolver este site é, acima de tudo, uma forma de retribuir à cultura que me ensinou sobre superação, oferecendo um produto que não apenas funciona com rigor estatístico, mas que possui alma, identidade e um propósito claro de fortalecer a cena através da tecnologia.</w:t>
+        <w:t>Dessa forma, o projeto fundamenta-se na simbiose entre a mentalidade do skatista e a do desenvolvedor</w:t>
+      </w:r>
+      <w:r>
+        <w:t xml:space="preserve">, </w:t>
+      </w:r>
+      <w:r>
+        <w:t xml:space="preserve">a </w:t>
+      </w:r>
+      <w:r>
+        <w:t>determinação</w:t>
+      </w:r>
+      <w:r>
+        <w:t xml:space="preserve"> necessária para persistir em uma manobra após sucessivas quedas </w:t>
+      </w:r>
+      <w:r>
+        <w:t>e</w:t>
+      </w:r>
+      <w:r>
+        <w:t xml:space="preserve"> a resolução de problemas complexos de código, a estruturação de dados em dashboards precisos e a busca pela excelência técnica. Desenvolver este site é, acima de tudo, uma forma de retribuir à cultura que me ensinou sobre superação, oferecendo um produto que não apenas funciona com rigor estatístico, mas que possui alma, identidade e um propósito claro de fortalecer a cena através da tecnologia.</w:t>
       </w:r>
     </w:p>
     <w:p>
@@ -2061,7 +2132,31 @@
       </w:pPr>
       <w:r>
         <w:tab/>
-        <w:t>O projeto consiste no desenvolvimento de uma plataforma web interativa dedicada à cultura do skate, servindo como um espaço de convergência entre a narrativa pessoal do autor e uma ferramenta funcional para entusiastas. O site apresentará uma interface pública focada na história e filosofia do esporte como ferramenta de resiliência, além de uma área restrita (autenticada) com dashboards para gestão de progresso e interação da comunidade. </w:t>
+        <w:t xml:space="preserve">O projeto consiste no desenvolvimento de uma plataforma web interativa dedicada à cultura do skate, servindo como um espaço de convergência entre a narrativa pessoal </w:t>
+      </w:r>
+      <w:r>
+        <w:t>do autor</w:t>
+      </w:r>
+      <w:r>
+        <w:t xml:space="preserve"> e uma ferramenta funcional para </w:t>
+      </w:r>
+      <w:r>
+        <w:t>amantes do esporte</w:t>
+      </w:r>
+      <w:r>
+        <w:t xml:space="preserve">. O site apresentará uma interface pública focada na </w:t>
+      </w:r>
+      <w:r>
+        <w:t>estética urbana</w:t>
+      </w:r>
+      <w:r>
+        <w:t xml:space="preserve"> do esporte, além de uma área restrita (autenticada) com dashboards para gestão de progresso e </w:t>
+      </w:r>
+      <w:r>
+        <w:t>cadastro de treinos</w:t>
+      </w:r>
+      <w:r>
+        <w:t>. </w:t>
       </w:r>
     </w:p>
     <w:p>
@@ -2186,6 +2281,23 @@
       <w:bookmarkEnd w:id="5"/>
       <w:r>
         <w:t> </w:t>
+      </w:r>
+    </w:p>
+    <w:p>
+      <w:r>
+        <w:t>Espera-se que o Skate.log se consolide como uma ferramenta funcional e intuitiva, capaz de transformar o registro rotineiro de sessões de skate em um histórico estratégico de evolução técnica. O principal resultado pretendido é a entrega de um ambiente seguro, onde o sistema de autenticação garanta a integridade do perfil do usuário e a persistência de seus dados</w:t>
+      </w:r>
+      <w:r>
+        <w:t>, que estarão em um ambiente virtual</w:t>
+      </w:r>
+      <w:r>
+        <w:t xml:space="preserve">. No aspecto prático, projeta-se que o dashboard interativo forneça uma interpretação clara do desempenho do skatista, permitindo a identificação de padrões, como o aumento da frequência de treinos ou a </w:t>
+      </w:r>
+      <w:r>
+        <w:t>persistência</w:t>
+      </w:r>
+      <w:r>
+        <w:t xml:space="preserve"> em manobras específicas, através de visualizações gráficas dinâmicas.</w:t>
       </w:r>
     </w:p>
     <w:p>
@@ -2302,42 +2414,6 @@
     </w:p>
     <w:p>
       <w:pPr>
-        <w:spacing w:line="360" w:lineRule="auto"/>
-        <w:jc w:val="both"/>
-      </w:pPr>
-    </w:p>
-    <w:p>
-      <w:pPr>
-        <w:spacing w:line="360" w:lineRule="auto"/>
-        <w:jc w:val="both"/>
-      </w:pPr>
-    </w:p>
-    <w:p>
-      <w:pPr>
-        <w:spacing w:line="360" w:lineRule="auto"/>
-        <w:jc w:val="both"/>
-      </w:pPr>
-    </w:p>
-    <w:p>
-      <w:pPr>
-        <w:spacing w:line="360" w:lineRule="auto"/>
-        <w:jc w:val="both"/>
-      </w:pPr>
-    </w:p>
-    <w:p>
-      <w:pPr>
-        <w:spacing w:line="360" w:lineRule="auto"/>
-        <w:jc w:val="both"/>
-      </w:pPr>
-    </w:p>
-    <w:p>
-      <w:pPr>
-        <w:spacing w:line="360" w:lineRule="auto"/>
-        <w:jc w:val="both"/>
-      </w:pPr>
-    </w:p>
-    <w:p>
-      <w:pPr>
         <w:pStyle w:val="Ttulo2"/>
       </w:pPr>
       <w:r>
@@ -2362,606 +2438,720 @@
       </w:pPr>
       <w:r>
         <w:tab/>
-        <w:t>Os requisitos funcionais do sistema incluem a capacidade de realizar cadastros de novos usuários, recuperação de credenciais e a exibição de dados estatísticos personalizados em dashboards individuais. No que tange aos requisitos não funcionais, a plataforma deve ser prioritariamente responsiva, seguindo a filosofia Mobile-</w:t>
+        <w:t xml:space="preserve">Os requisitos funcionais do sistema incluem a capacidade de realizar cadastros de novos usuários, a exibição de dados personalizados em dashboards </w:t>
+      </w:r>
+      <w:r>
+        <w:t>e KPIs</w:t>
+      </w:r>
+      <w:r>
+        <w:t xml:space="preserve">. No que tange aos requisitos não funcionais, a plataforma deve ser prioritariamente </w:t>
+      </w:r>
+      <w:r>
+        <w:t>responsiva, e</w:t>
+      </w:r>
+      <w:r>
+        <w:t xml:space="preserve"> garantir a segurança absoluta dos dados sensíveis por meio d</w:t>
+      </w:r>
+      <w:r>
+        <w:t>o banco de dados estando em um ambiente virtual</w:t>
+      </w:r>
+      <w:r>
+        <w:t>. O design de interface deve ser rigorosamente alinhado à estética urbana do skate, garantindo que a usabilidade e a acessibilidade sejam mantidas sem comprometer a identidade visual do projeto. </w:t>
+      </w:r>
+    </w:p>
+    <w:p>
+      <w:pPr>
+        <w:spacing w:line="360" w:lineRule="auto"/>
+        <w:jc w:val="both"/>
+      </w:pPr>
+      <w:r>
+        <w:t> </w:t>
+      </w:r>
+    </w:p>
+    <w:p>
+      <w:pPr>
+        <w:spacing w:line="360" w:lineRule="auto"/>
+        <w:jc w:val="both"/>
+      </w:pPr>
+    </w:p>
+    <w:p>
+      <w:pPr>
+        <w:spacing w:line="360" w:lineRule="auto"/>
+        <w:jc w:val="both"/>
+      </w:pPr>
+    </w:p>
+    <w:p>
+      <w:pPr>
+        <w:spacing w:line="360" w:lineRule="auto"/>
+        <w:jc w:val="both"/>
+      </w:pPr>
+    </w:p>
+    <w:p>
+      <w:pPr>
+        <w:spacing w:line="360" w:lineRule="auto"/>
+        <w:jc w:val="both"/>
+      </w:pPr>
+    </w:p>
+    <w:p>
+      <w:pPr>
+        <w:spacing w:line="360" w:lineRule="auto"/>
+        <w:jc w:val="both"/>
+      </w:pPr>
+    </w:p>
+    <w:p>
+      <w:pPr>
+        <w:spacing w:line="360" w:lineRule="auto"/>
+        <w:jc w:val="both"/>
+      </w:pPr>
+    </w:p>
+    <w:p>
+      <w:pPr>
+        <w:spacing w:line="360" w:lineRule="auto"/>
+        <w:jc w:val="both"/>
+      </w:pPr>
+    </w:p>
+    <w:p>
+      <w:pPr>
+        <w:spacing w:line="360" w:lineRule="auto"/>
+        <w:jc w:val="both"/>
+      </w:pPr>
+    </w:p>
+    <w:p>
+      <w:pPr>
+        <w:spacing w:line="360" w:lineRule="auto"/>
+        <w:jc w:val="both"/>
+      </w:pPr>
+    </w:p>
+    <w:p>
+      <w:pPr>
+        <w:spacing w:line="360" w:lineRule="auto"/>
+        <w:jc w:val="both"/>
+      </w:pPr>
+    </w:p>
+    <w:p>
+      <w:pPr>
+        <w:spacing w:line="360" w:lineRule="auto"/>
+        <w:jc w:val="both"/>
+      </w:pPr>
+    </w:p>
+    <w:p>
+      <w:pPr>
+        <w:spacing w:line="360" w:lineRule="auto"/>
+        <w:jc w:val="both"/>
+      </w:pPr>
+    </w:p>
+    <w:p>
+      <w:pPr>
+        <w:spacing w:line="360" w:lineRule="auto"/>
+        <w:jc w:val="both"/>
+      </w:pPr>
+    </w:p>
+    <w:p>
+      <w:pPr>
+        <w:spacing w:line="360" w:lineRule="auto"/>
+        <w:jc w:val="both"/>
+      </w:pPr>
+    </w:p>
+    <w:p>
+      <w:pPr>
+        <w:spacing w:line="360" w:lineRule="auto"/>
+        <w:jc w:val="both"/>
+      </w:pPr>
+    </w:p>
+    <w:p>
+      <w:pPr>
+        <w:spacing w:line="360" w:lineRule="auto"/>
+        <w:jc w:val="both"/>
+      </w:pPr>
+    </w:p>
+    <w:p>
+      <w:pPr>
+        <w:pStyle w:val="Ttulo2"/>
+      </w:pPr>
+      <w:r>
+        <w:t>        </w:t>
+      </w:r>
+      <w:bookmarkStart w:id="7" w:name="_Toc227570279"/>
+      <w:r>
+        <w:t>4.4</w:t>
+      </w:r>
+      <w:r>
+        <w:t>LIMITES E EXCLUSÕES</w:t>
+      </w:r>
+      <w:bookmarkEnd w:id="7"/>
+      <w:r>
+        <w:t> </w:t>
+      </w:r>
+    </w:p>
+    <w:p>
+      <w:pPr>
+        <w:spacing w:line="360" w:lineRule="auto"/>
+        <w:jc w:val="both"/>
+      </w:pPr>
+      <w:r>
+        <w:tab/>
+        <w:t>Embora o projeto busque ser abrangente, ele possui limites claros, não contemplando funcionalidades de e-commerce ou venda direta de produtos nesta fase inicial. Também estão excluídos o suporte para streaming de vídeo em tempo real e a hospedagem de arquivos pesados em servidores próprios, optando-se por provedores externos para tal fim. A plataforma será disponibilizada inicialmente apenas em português, não prevendo traduções para outros idiomas ou suporte para funcionalidades complexas de redes sociais externas além das integrações básicas de compartilhamento. </w:t>
+      </w:r>
+    </w:p>
+    <w:p>
+      <w:pPr>
+        <w:spacing w:line="360" w:lineRule="auto"/>
+        <w:jc w:val="both"/>
+      </w:pPr>
+      <w:r>
+        <w:t>      </w:t>
+      </w:r>
+    </w:p>
+    <w:p>
+      <w:pPr>
+        <w:spacing w:line="360" w:lineRule="auto"/>
+        <w:jc w:val="both"/>
+      </w:pPr>
+    </w:p>
+    <w:p>
+      <w:pPr>
+        <w:spacing w:line="360" w:lineRule="auto"/>
+        <w:jc w:val="both"/>
+      </w:pPr>
+    </w:p>
+    <w:p>
+      <w:pPr>
+        <w:spacing w:line="360" w:lineRule="auto"/>
+        <w:jc w:val="both"/>
+      </w:pPr>
+    </w:p>
+    <w:p>
+      <w:pPr>
+        <w:spacing w:line="360" w:lineRule="auto"/>
+        <w:jc w:val="both"/>
+      </w:pPr>
+    </w:p>
+    <w:p>
+      <w:pPr>
+        <w:spacing w:line="360" w:lineRule="auto"/>
+        <w:jc w:val="both"/>
+      </w:pPr>
+    </w:p>
+    <w:p>
+      <w:pPr>
+        <w:spacing w:line="360" w:lineRule="auto"/>
+        <w:jc w:val="both"/>
+      </w:pPr>
+    </w:p>
+    <w:p>
+      <w:pPr>
+        <w:spacing w:line="360" w:lineRule="auto"/>
+        <w:jc w:val="both"/>
+      </w:pPr>
+    </w:p>
+    <w:p>
+      <w:pPr>
+        <w:spacing w:line="360" w:lineRule="auto"/>
+        <w:jc w:val="both"/>
+      </w:pPr>
+    </w:p>
+    <w:p>
+      <w:pPr>
+        <w:spacing w:line="360" w:lineRule="auto"/>
+        <w:jc w:val="both"/>
+      </w:pPr>
+    </w:p>
+    <w:p>
+      <w:pPr>
+        <w:spacing w:line="360" w:lineRule="auto"/>
+        <w:jc w:val="both"/>
+      </w:pPr>
+    </w:p>
+    <w:p>
+      <w:pPr>
+        <w:spacing w:line="360" w:lineRule="auto"/>
+        <w:jc w:val="both"/>
+      </w:pPr>
+    </w:p>
+    <w:p>
+      <w:pPr>
+        <w:spacing w:line="360" w:lineRule="auto"/>
+        <w:jc w:val="both"/>
+      </w:pPr>
+    </w:p>
+    <w:p>
+      <w:pPr>
+        <w:spacing w:line="360" w:lineRule="auto"/>
+        <w:jc w:val="both"/>
+      </w:pPr>
+    </w:p>
+    <w:p>
+      <w:pPr>
+        <w:spacing w:line="360" w:lineRule="auto"/>
+        <w:jc w:val="both"/>
+      </w:pPr>
+    </w:p>
+    <w:p>
+      <w:pPr>
+        <w:spacing w:line="360" w:lineRule="auto"/>
+        <w:jc w:val="both"/>
+      </w:pPr>
+      <w:r>
+        <w:t>   </w:t>
+      </w:r>
+    </w:p>
+    <w:p>
+      <w:pPr>
+        <w:spacing w:line="360" w:lineRule="auto"/>
+        <w:jc w:val="both"/>
+      </w:pPr>
+    </w:p>
+    <w:p>
+      <w:pPr>
+        <w:pStyle w:val="Ttulo2"/>
+      </w:pPr>
+      <w:bookmarkStart w:id="8" w:name="_Toc227570280"/>
+      <w:r>
+        <w:t>4.5</w:t>
+      </w:r>
+      <w:r>
+        <w:t>MACRO CRONOGRAMA</w:t>
+      </w:r>
+      <w:bookmarkEnd w:id="8"/>
+      <w:r>
+        <w:t> </w:t>
+      </w:r>
+    </w:p>
+    <w:p>
+      <w:r>
+        <w:t>Começo projeto: semana 1</w:t>
+      </w:r>
+    </w:p>
+    <w:p>
+      <w:r>
+        <w:t>Tema definido + documentação + ferramenta de gestão: semana 2</w:t>
+      </w:r>
+    </w:p>
+    <w:p>
+      <w:r>
+        <w:t>Tela home</w:t>
+      </w:r>
+      <w:r>
+        <w:t>: semana 3</w:t>
+      </w:r>
+    </w:p>
+    <w:p>
+      <w:r>
+        <w:t>Tela cadastro e login: semana 4</w:t>
+      </w:r>
+    </w:p>
+    <w:p>
+      <w:r>
+        <w:t>Dashboard: semana 5</w:t>
+      </w:r>
+    </w:p>
+    <w:p>
+      <w:r>
+        <w:t>Slide para apresentação: semana 6</w:t>
+      </w:r>
+    </w:p>
+    <w:p/>
+    <w:p/>
+    <w:p>
+      <w:pPr>
+        <w:spacing w:line="360" w:lineRule="auto"/>
+        <w:jc w:val="both"/>
+      </w:pPr>
+      <w:r>
+        <w:t>       </w:t>
+      </w:r>
+    </w:p>
+    <w:p>
+      <w:pPr>
+        <w:spacing w:line="360" w:lineRule="auto"/>
+        <w:jc w:val="both"/>
+      </w:pPr>
+    </w:p>
+    <w:p>
+      <w:pPr>
+        <w:spacing w:line="360" w:lineRule="auto"/>
+        <w:jc w:val="both"/>
+      </w:pPr>
+    </w:p>
+    <w:p>
+      <w:pPr>
+        <w:spacing w:line="360" w:lineRule="auto"/>
+        <w:jc w:val="both"/>
+      </w:pPr>
+    </w:p>
+    <w:p>
+      <w:pPr>
+        <w:spacing w:line="360" w:lineRule="auto"/>
+        <w:jc w:val="both"/>
+      </w:pPr>
+    </w:p>
+    <w:p>
+      <w:pPr>
+        <w:spacing w:line="360" w:lineRule="auto"/>
+        <w:jc w:val="both"/>
+      </w:pPr>
+    </w:p>
+    <w:p>
+      <w:pPr>
+        <w:spacing w:line="360" w:lineRule="auto"/>
+        <w:jc w:val="both"/>
+      </w:pPr>
+    </w:p>
+    <w:p>
+      <w:pPr>
+        <w:spacing w:line="360" w:lineRule="auto"/>
+        <w:jc w:val="both"/>
+      </w:pPr>
+    </w:p>
+    <w:p>
+      <w:pPr>
+        <w:spacing w:line="360" w:lineRule="auto"/>
+        <w:jc w:val="both"/>
+      </w:pPr>
+    </w:p>
+    <w:p>
+      <w:pPr>
+        <w:spacing w:line="360" w:lineRule="auto"/>
+        <w:jc w:val="both"/>
+      </w:pPr>
+    </w:p>
+    <w:p>
+      <w:pPr>
+        <w:spacing w:line="360" w:lineRule="auto"/>
+        <w:jc w:val="both"/>
+      </w:pPr>
+    </w:p>
+    <w:p>
+      <w:pPr>
+        <w:spacing w:line="360" w:lineRule="auto"/>
+        <w:jc w:val="both"/>
+      </w:pPr>
+    </w:p>
+    <w:p>
+      <w:pPr>
+        <w:spacing w:line="360" w:lineRule="auto"/>
+        <w:jc w:val="both"/>
+      </w:pPr>
+    </w:p>
+    <w:p>
+      <w:pPr>
+        <w:spacing w:line="360" w:lineRule="auto"/>
+        <w:jc w:val="both"/>
+      </w:pPr>
+    </w:p>
+    <w:p>
+      <w:pPr>
+        <w:spacing w:line="360" w:lineRule="auto"/>
+        <w:jc w:val="both"/>
+      </w:pPr>
+      <w:r>
+        <w:t> </w:t>
+      </w:r>
+    </w:p>
+    <w:p>
+      <w:pPr>
+        <w:pStyle w:val="Ttulo2"/>
+      </w:pPr>
+      <w:bookmarkStart w:id="9" w:name="_Toc227570281"/>
+      <w:r>
+        <w:lastRenderedPageBreak/>
+        <w:t>4.6</w:t>
+      </w:r>
+      <w:r>
+        <w:t>RECURSOS</w:t>
+      </w:r>
+      <w:bookmarkEnd w:id="9"/>
+      <w:r>
+        <w:t> </w:t>
+      </w:r>
+    </w:p>
+    <w:p>
+      <w:pPr>
+        <w:spacing w:line="360" w:lineRule="auto"/>
+        <w:jc w:val="both"/>
+      </w:pPr>
+      <w:r>
+        <w:tab/>
+        <w:t xml:space="preserve">Para a execução do projeto, os recursos humanos serão centralizados no autor, atuando como desenvolvedor Full Stack em todas as frentes. No âmbito tecnológico, serão utilizados </w:t>
+      </w:r>
+      <w:r>
+        <w:t xml:space="preserve">HTML, </w:t>
       </w:r>
       <w:proofErr w:type="spellStart"/>
       <w:r>
-        <w:t>First</w:t>
+        <w:t>JavaScript</w:t>
       </w:r>
       <w:proofErr w:type="spellEnd"/>
       <w:r>
-        <w:t>, e garantir a segurança absoluta dos dados sensíveis por meio de criptografia. O design de interface deve ser rigorosamente alinhado à estética urbana do skate, garantindo que a usabilidade e a acessibilidade sejam mantidas sem comprometer a identidade visual do projeto. </w:t>
-      </w:r>
-    </w:p>
-    <w:p>
-      <w:pPr>
-        <w:spacing w:line="360" w:lineRule="auto"/>
-        <w:jc w:val="both"/>
-      </w:pPr>
+        <w:t xml:space="preserve">, CSS, </w:t>
+      </w:r>
+      <w:r>
+        <w:t>junto com a API Web Data-</w:t>
+      </w:r>
+      <w:proofErr w:type="spellStart"/>
+      <w:r>
+        <w:t>Viz</w:t>
+      </w:r>
+      <w:proofErr w:type="spellEnd"/>
+      <w:r>
+        <w:t xml:space="preserve"> disponibilizada pela instituição de ensino </w:t>
+      </w:r>
+      <w:proofErr w:type="spellStart"/>
+      <w:r>
+        <w:t>SpTech</w:t>
+      </w:r>
+      <w:proofErr w:type="spellEnd"/>
+      <w:r>
+        <w:t>, além de</w:t>
+      </w:r>
+      <w:r>
+        <w:t xml:space="preserve"> </w:t>
+      </w:r>
+      <w:r>
+        <w:t>um</w:t>
+      </w:r>
+      <w:r>
+        <w:t xml:space="preserve"> banco</w:t>
+      </w:r>
+      <w:r>
+        <w:t xml:space="preserve"> de dados</w:t>
+      </w:r>
+      <w:r>
+        <w:t xml:space="preserve"> em um ambiente</w:t>
+      </w:r>
+      <w:r>
+        <w:t xml:space="preserve"> </w:t>
+      </w:r>
+      <w:r>
+        <w:t xml:space="preserve">virtual de sistema </w:t>
+      </w:r>
+      <w:proofErr w:type="spellStart"/>
+      <w:r>
+        <w:t>Lubuntu</w:t>
+      </w:r>
+      <w:proofErr w:type="spellEnd"/>
+      <w:r>
+        <w:t xml:space="preserve"> e ferramentas de design como o </w:t>
+      </w:r>
+      <w:proofErr w:type="spellStart"/>
+      <w:r>
+        <w:t>Figma</w:t>
+      </w:r>
+      <w:proofErr w:type="spellEnd"/>
+      <w:r>
+        <w:t>,</w:t>
+      </w:r>
+      <w:r>
+        <w:t xml:space="preserve"> além das ferramentas de gestão como </w:t>
+      </w:r>
+      <w:proofErr w:type="spellStart"/>
+      <w:r>
+        <w:t>trello</w:t>
+      </w:r>
+      <w:proofErr w:type="spellEnd"/>
+      <w:r>
+        <w:t xml:space="preserve"> e github</w:t>
+      </w:r>
+      <w:r>
+        <w:t xml:space="preserve"> priorizando soluções que ofereçam escalabilidade e estabilidade para o </w:t>
+      </w:r>
+      <w:proofErr w:type="gramStart"/>
+      <w:r>
+        <w:t>produto final</w:t>
+      </w:r>
+      <w:proofErr w:type="gramEnd"/>
+      <w:r>
+        <w:t>. </w:t>
+      </w:r>
+    </w:p>
+    <w:p>
+      <w:pPr>
+        <w:spacing w:line="360" w:lineRule="auto"/>
+        <w:jc w:val="both"/>
+      </w:pPr>
+      <w:r>
+        <w:t>    </w:t>
+      </w:r>
+    </w:p>
+    <w:p>
+      <w:pPr>
+        <w:spacing w:line="360" w:lineRule="auto"/>
+        <w:jc w:val="both"/>
+      </w:pPr>
+    </w:p>
+    <w:p>
+      <w:pPr>
+        <w:spacing w:line="360" w:lineRule="auto"/>
+        <w:jc w:val="both"/>
+      </w:pPr>
+    </w:p>
+    <w:p>
+      <w:pPr>
+        <w:spacing w:line="360" w:lineRule="auto"/>
+        <w:jc w:val="both"/>
+      </w:pPr>
+    </w:p>
+    <w:p>
+      <w:pPr>
+        <w:spacing w:line="360" w:lineRule="auto"/>
+        <w:jc w:val="both"/>
+      </w:pPr>
+    </w:p>
+    <w:p>
+      <w:pPr>
+        <w:spacing w:line="360" w:lineRule="auto"/>
+        <w:jc w:val="both"/>
+      </w:pPr>
+    </w:p>
+    <w:p>
+      <w:pPr>
+        <w:spacing w:line="360" w:lineRule="auto"/>
+        <w:jc w:val="both"/>
+      </w:pPr>
+    </w:p>
+    <w:p>
+      <w:pPr>
+        <w:spacing w:line="360" w:lineRule="auto"/>
+        <w:jc w:val="both"/>
+      </w:pPr>
+    </w:p>
+    <w:p>
+      <w:pPr>
+        <w:spacing w:line="360" w:lineRule="auto"/>
+        <w:jc w:val="both"/>
+      </w:pPr>
+    </w:p>
+    <w:p>
+      <w:pPr>
+        <w:spacing w:line="360" w:lineRule="auto"/>
+        <w:jc w:val="both"/>
+      </w:pPr>
+    </w:p>
+    <w:p>
+      <w:pPr>
+        <w:spacing w:line="360" w:lineRule="auto"/>
+        <w:jc w:val="both"/>
+      </w:pPr>
+    </w:p>
+    <w:p>
+      <w:pPr>
+        <w:spacing w:line="360" w:lineRule="auto"/>
+        <w:jc w:val="both"/>
+      </w:pPr>
+    </w:p>
+    <w:p>
+      <w:pPr>
+        <w:spacing w:line="360" w:lineRule="auto"/>
+        <w:jc w:val="both"/>
+      </w:pPr>
+    </w:p>
+    <w:p>
+      <w:pPr>
+        <w:spacing w:line="360" w:lineRule="auto"/>
+        <w:jc w:val="both"/>
+      </w:pPr>
+    </w:p>
+    <w:p>
+      <w:pPr>
+        <w:spacing w:line="360" w:lineRule="auto"/>
+        <w:jc w:val="both"/>
+      </w:pPr>
+    </w:p>
+    <w:p>
+      <w:pPr>
+        <w:spacing w:line="360" w:lineRule="auto"/>
+        <w:jc w:val="both"/>
+      </w:pPr>
+    </w:p>
+    <w:p>
+      <w:pPr>
+        <w:spacing w:line="360" w:lineRule="auto"/>
+        <w:jc w:val="both"/>
+      </w:pPr>
+    </w:p>
+    <w:p>
+      <w:pPr>
+        <w:pStyle w:val="Ttulo2"/>
+      </w:pPr>
+      <w:r>
+        <w:lastRenderedPageBreak/>
+        <w:t>     </w:t>
+      </w:r>
+      <w:bookmarkStart w:id="10" w:name="_Toc227570282"/>
+      <w:r>
+        <w:t>4.7</w:t>
+      </w:r>
+      <w:r>
+        <w:t>RISCOS E RESTRIÇÕES</w:t>
+      </w:r>
+      <w:bookmarkEnd w:id="10"/>
       <w:r>
         <w:t> </w:t>
       </w:r>
     </w:p>
     <w:p>
-      <w:pPr>
-        <w:spacing w:line="360" w:lineRule="auto"/>
-        <w:jc w:val="both"/>
-      </w:pPr>
-    </w:p>
-    <w:p>
-      <w:pPr>
-        <w:spacing w:line="360" w:lineRule="auto"/>
-        <w:jc w:val="both"/>
-      </w:pPr>
-    </w:p>
-    <w:p>
-      <w:pPr>
-        <w:spacing w:line="360" w:lineRule="auto"/>
-        <w:jc w:val="both"/>
-      </w:pPr>
-    </w:p>
-    <w:p>
-      <w:pPr>
-        <w:spacing w:line="360" w:lineRule="auto"/>
-        <w:jc w:val="both"/>
-      </w:pPr>
-    </w:p>
-    <w:p>
-      <w:pPr>
-        <w:spacing w:line="360" w:lineRule="auto"/>
-        <w:jc w:val="both"/>
-      </w:pPr>
-    </w:p>
-    <w:p>
-      <w:pPr>
-        <w:spacing w:line="360" w:lineRule="auto"/>
-        <w:jc w:val="both"/>
-      </w:pPr>
-    </w:p>
-    <w:p>
-      <w:pPr>
-        <w:spacing w:line="360" w:lineRule="auto"/>
-        <w:jc w:val="both"/>
-      </w:pPr>
-    </w:p>
-    <w:p>
-      <w:pPr>
-        <w:spacing w:line="360" w:lineRule="auto"/>
-        <w:jc w:val="both"/>
-      </w:pPr>
-    </w:p>
-    <w:p>
-      <w:pPr>
-        <w:spacing w:line="360" w:lineRule="auto"/>
-        <w:jc w:val="both"/>
-      </w:pPr>
-    </w:p>
-    <w:p>
-      <w:pPr>
-        <w:spacing w:line="360" w:lineRule="auto"/>
-        <w:jc w:val="both"/>
-      </w:pPr>
-    </w:p>
-    <w:p>
-      <w:pPr>
-        <w:spacing w:line="360" w:lineRule="auto"/>
-        <w:jc w:val="both"/>
-      </w:pPr>
-    </w:p>
-    <w:p>
-      <w:pPr>
-        <w:spacing w:line="360" w:lineRule="auto"/>
-        <w:jc w:val="both"/>
-      </w:pPr>
-    </w:p>
-    <w:p>
-      <w:pPr>
-        <w:spacing w:line="360" w:lineRule="auto"/>
-        <w:jc w:val="both"/>
-      </w:pPr>
-    </w:p>
-    <w:p>
-      <w:pPr>
-        <w:spacing w:line="360" w:lineRule="auto"/>
-        <w:jc w:val="both"/>
-      </w:pPr>
-    </w:p>
-    <w:p>
-      <w:pPr>
-        <w:spacing w:line="360" w:lineRule="auto"/>
-        <w:jc w:val="both"/>
-      </w:pPr>
-    </w:p>
-    <w:p>
-      <w:pPr>
-        <w:spacing w:line="360" w:lineRule="auto"/>
-        <w:jc w:val="both"/>
-      </w:pPr>
-    </w:p>
-    <w:p>
-      <w:pPr>
-        <w:pStyle w:val="Ttulo2"/>
-      </w:pPr>
-      <w:r>
-        <w:t>        </w:t>
-      </w:r>
-      <w:bookmarkStart w:id="7" w:name="_Toc227570279"/>
-      <w:r>
-        <w:t>4.4</w:t>
-      </w:r>
-      <w:r>
-        <w:t>LIMITES E EXCLUSÕES</w:t>
-      </w:r>
-      <w:bookmarkEnd w:id="7"/>
-      <w:r>
-        <w:t> </w:t>
-      </w:r>
-    </w:p>
-    <w:p>
-      <w:pPr>
-        <w:spacing w:line="360" w:lineRule="auto"/>
-        <w:jc w:val="both"/>
-      </w:pPr>
-      <w:r>
-        <w:tab/>
-        <w:t>Embora o projeto busque ser abrangente, ele possui limites claros, não contemplando funcionalidades de e-commerce ou venda direta de produtos nesta fase inicial. Também estão excluídos o suporte para streaming de vídeo em tempo real e a hospedagem de arquivos pesados em servidores próprios, optando-se por provedores externos para tal fim. A plataforma será disponibilizada inicialmente apenas em português e inglês, não prevendo traduções para outros idiomas ou suporte para funcionalidades complexas de redes sociais externas além das integrações básicas de compartilhamento. </w:t>
-      </w:r>
-    </w:p>
-    <w:p>
-      <w:pPr>
-        <w:spacing w:line="360" w:lineRule="auto"/>
-        <w:jc w:val="both"/>
-      </w:pPr>
-      <w:r>
-        <w:t>      </w:t>
-      </w:r>
-    </w:p>
-    <w:p>
-      <w:pPr>
-        <w:spacing w:line="360" w:lineRule="auto"/>
-        <w:jc w:val="both"/>
-      </w:pPr>
-    </w:p>
-    <w:p>
-      <w:pPr>
-        <w:spacing w:line="360" w:lineRule="auto"/>
-        <w:jc w:val="both"/>
-      </w:pPr>
-    </w:p>
-    <w:p>
-      <w:pPr>
-        <w:spacing w:line="360" w:lineRule="auto"/>
-        <w:jc w:val="both"/>
-      </w:pPr>
-    </w:p>
-    <w:p>
-      <w:pPr>
-        <w:spacing w:line="360" w:lineRule="auto"/>
-        <w:jc w:val="both"/>
-      </w:pPr>
-    </w:p>
-    <w:p>
-      <w:pPr>
-        <w:spacing w:line="360" w:lineRule="auto"/>
-        <w:jc w:val="both"/>
-      </w:pPr>
-    </w:p>
-    <w:p>
-      <w:pPr>
-        <w:spacing w:line="360" w:lineRule="auto"/>
-        <w:jc w:val="both"/>
-      </w:pPr>
-    </w:p>
-    <w:p>
-      <w:pPr>
-        <w:spacing w:line="360" w:lineRule="auto"/>
-        <w:jc w:val="both"/>
-      </w:pPr>
-    </w:p>
-    <w:p>
-      <w:pPr>
-        <w:spacing w:line="360" w:lineRule="auto"/>
-        <w:jc w:val="both"/>
-      </w:pPr>
-    </w:p>
-    <w:p>
-      <w:pPr>
-        <w:spacing w:line="360" w:lineRule="auto"/>
-        <w:jc w:val="both"/>
-      </w:pPr>
-    </w:p>
-    <w:p>
-      <w:pPr>
-        <w:spacing w:line="360" w:lineRule="auto"/>
-        <w:jc w:val="both"/>
-      </w:pPr>
-    </w:p>
-    <w:p>
-      <w:pPr>
-        <w:spacing w:line="360" w:lineRule="auto"/>
-        <w:jc w:val="both"/>
-      </w:pPr>
-    </w:p>
-    <w:p>
-      <w:pPr>
-        <w:spacing w:line="360" w:lineRule="auto"/>
-        <w:jc w:val="both"/>
-      </w:pPr>
-    </w:p>
-    <w:p>
-      <w:pPr>
-        <w:spacing w:line="360" w:lineRule="auto"/>
-        <w:jc w:val="both"/>
-      </w:pPr>
-    </w:p>
-    <w:p>
-      <w:pPr>
-        <w:spacing w:line="360" w:lineRule="auto"/>
-        <w:jc w:val="both"/>
-      </w:pPr>
-    </w:p>
-    <w:p>
-      <w:pPr>
-        <w:spacing w:line="360" w:lineRule="auto"/>
-        <w:jc w:val="both"/>
-      </w:pPr>
-      <w:r>
-        <w:t>   </w:t>
-      </w:r>
-    </w:p>
-    <w:p>
-      <w:pPr>
-        <w:spacing w:line="360" w:lineRule="auto"/>
-        <w:jc w:val="both"/>
-      </w:pPr>
-    </w:p>
-    <w:p>
-      <w:pPr>
-        <w:pStyle w:val="Ttulo2"/>
-      </w:pPr>
-      <w:bookmarkStart w:id="8" w:name="_Toc227570280"/>
-      <w:r>
-        <w:t>4.5</w:t>
-      </w:r>
-      <w:r>
-        <w:t>MACRO CRONOGRAMA</w:t>
-      </w:r>
-      <w:bookmarkEnd w:id="8"/>
-      <w:r>
-        <w:t> </w:t>
-      </w:r>
-    </w:p>
-    <w:p>
-      <w:pPr>
-        <w:spacing w:line="360" w:lineRule="auto"/>
-        <w:jc w:val="both"/>
-      </w:pPr>
-      <w:r>
-        <w:t>       </w:t>
-      </w:r>
-    </w:p>
-    <w:p>
-      <w:pPr>
-        <w:spacing w:line="360" w:lineRule="auto"/>
-        <w:jc w:val="both"/>
-      </w:pPr>
-    </w:p>
-    <w:p>
-      <w:pPr>
-        <w:spacing w:line="360" w:lineRule="auto"/>
-        <w:jc w:val="both"/>
-      </w:pPr>
-    </w:p>
-    <w:p>
-      <w:pPr>
-        <w:spacing w:line="360" w:lineRule="auto"/>
-        <w:jc w:val="both"/>
-      </w:pPr>
-    </w:p>
-    <w:p>
-      <w:pPr>
-        <w:spacing w:line="360" w:lineRule="auto"/>
-        <w:jc w:val="both"/>
-      </w:pPr>
-    </w:p>
-    <w:p>
-      <w:pPr>
-        <w:spacing w:line="360" w:lineRule="auto"/>
-        <w:jc w:val="both"/>
-      </w:pPr>
-    </w:p>
-    <w:p>
-      <w:pPr>
-        <w:spacing w:line="360" w:lineRule="auto"/>
-        <w:jc w:val="both"/>
-      </w:pPr>
-    </w:p>
-    <w:p>
-      <w:pPr>
-        <w:spacing w:line="360" w:lineRule="auto"/>
-        <w:jc w:val="both"/>
-      </w:pPr>
-    </w:p>
-    <w:p>
-      <w:pPr>
-        <w:spacing w:line="360" w:lineRule="auto"/>
-        <w:jc w:val="both"/>
-      </w:pPr>
-    </w:p>
-    <w:p>
-      <w:pPr>
-        <w:spacing w:line="360" w:lineRule="auto"/>
-        <w:jc w:val="both"/>
-      </w:pPr>
-    </w:p>
-    <w:p>
-      <w:pPr>
-        <w:spacing w:line="360" w:lineRule="auto"/>
-        <w:jc w:val="both"/>
-      </w:pPr>
-    </w:p>
-    <w:p>
-      <w:pPr>
-        <w:spacing w:line="360" w:lineRule="auto"/>
-        <w:jc w:val="both"/>
-      </w:pPr>
-    </w:p>
-    <w:p>
-      <w:pPr>
-        <w:spacing w:line="360" w:lineRule="auto"/>
-        <w:jc w:val="both"/>
-      </w:pPr>
-    </w:p>
-    <w:p>
-      <w:pPr>
-        <w:spacing w:line="360" w:lineRule="auto"/>
-        <w:jc w:val="both"/>
-      </w:pPr>
-    </w:p>
-    <w:p>
-      <w:pPr>
-        <w:spacing w:line="360" w:lineRule="auto"/>
-        <w:jc w:val="both"/>
-      </w:pPr>
-    </w:p>
-    <w:p>
-      <w:pPr>
-        <w:spacing w:line="360" w:lineRule="auto"/>
-        <w:jc w:val="both"/>
-      </w:pPr>
-    </w:p>
-    <w:p>
-      <w:pPr>
-        <w:spacing w:line="360" w:lineRule="auto"/>
-        <w:jc w:val="both"/>
-      </w:pPr>
-    </w:p>
-    <w:p>
-      <w:pPr>
-        <w:spacing w:line="360" w:lineRule="auto"/>
-        <w:jc w:val="both"/>
-      </w:pPr>
-    </w:p>
-    <w:p>
-      <w:pPr>
-        <w:spacing w:line="360" w:lineRule="auto"/>
-        <w:jc w:val="both"/>
-      </w:pPr>
-    </w:p>
-    <w:p>
-      <w:pPr>
-        <w:spacing w:line="360" w:lineRule="auto"/>
-        <w:jc w:val="both"/>
-      </w:pPr>
-    </w:p>
-    <w:p>
-      <w:pPr>
-        <w:spacing w:line="360" w:lineRule="auto"/>
-        <w:jc w:val="both"/>
-      </w:pPr>
-    </w:p>
-    <w:p>
-      <w:pPr>
-        <w:spacing w:line="360" w:lineRule="auto"/>
-        <w:jc w:val="both"/>
-      </w:pPr>
-    </w:p>
-    <w:p>
-      <w:pPr>
-        <w:spacing w:line="360" w:lineRule="auto"/>
-        <w:jc w:val="both"/>
-      </w:pPr>
-      <w:r>
-        <w:lastRenderedPageBreak/>
-        <w:t>  </w:t>
-      </w:r>
-    </w:p>
-    <w:p>
-      <w:pPr>
-        <w:pStyle w:val="Ttulo2"/>
-      </w:pPr>
-      <w:bookmarkStart w:id="9" w:name="_Toc227570281"/>
-      <w:r>
-        <w:t>4.6</w:t>
-      </w:r>
-      <w:r>
-        <w:t>RECURSOS</w:t>
-      </w:r>
-      <w:bookmarkEnd w:id="9"/>
-      <w:r>
-        <w:t> </w:t>
-      </w:r>
-    </w:p>
-    <w:p>
-      <w:pPr>
-        <w:spacing w:line="360" w:lineRule="auto"/>
-        <w:jc w:val="both"/>
-      </w:pPr>
-      <w:r>
-        <w:tab/>
-        <w:t>Para a execução do projeto, os recursos humanos serão centralizados no autor, atuando como desenvolvedor Full Stack em todas as frentes. No âmbito tecnológico, serão utilizados frameworks de ponta, como </w:t>
+      <w:r>
+        <w:t>Riscos do projeto:</w:t>
+      </w:r>
+    </w:p>
+    <w:p>
+      <w:r>
+        <w:t xml:space="preserve">O projeto </w:t>
+      </w:r>
+      <w:r>
+        <w:t>S</w:t>
+      </w:r>
+      <w:r>
+        <w:t>kate.log está sujeito a im</w:t>
+      </w:r>
+      <w:r>
+        <w:t>pactos e riscos, como o sistema lida com dados sensíveis um risco que pode ocorrer é a falha na implementação dos protocolos de segurança, assim, ocorrendo o vazamento desses dados</w:t>
+      </w:r>
+      <w:r>
+        <w:t xml:space="preserve">, no quesito técnico, falhas no </w:t>
       </w:r>
       <w:proofErr w:type="spellStart"/>
       <w:r>
-        <w:t>React</w:t>
+        <w:t>backend</w:t>
       </w:r>
       <w:proofErr w:type="spellEnd"/>
       <w:r>
-        <w:t> ou Next.js, além de bancos de dados modernos como PostgreSQL e ferramentas de design como o </w:t>
-      </w:r>
-      <w:proofErr w:type="spellStart"/>
-      <w:r>
-        <w:t>Figma</w:t>
-      </w:r>
-      <w:proofErr w:type="spellEnd"/>
-      <w:r>
-        <w:t>. A infraestrutura de hospedagem será baseada em serviços de nuvem como </w:t>
-      </w:r>
-      <w:proofErr w:type="spellStart"/>
-      <w:r>
-        <w:t>Vercel</w:t>
-      </w:r>
-      <w:proofErr w:type="spellEnd"/>
-      <w:r>
-        <w:t> ou AWS, priorizando soluções que ofereçam escalabilidade e estabilidade para o </w:t>
-      </w:r>
-      <w:proofErr w:type="gramStart"/>
-      <w:r>
-        <w:t>produto final</w:t>
-      </w:r>
-      <w:proofErr w:type="gramEnd"/>
-      <w:r>
-        <w:t>. </w:t>
-      </w:r>
-    </w:p>
-    <w:p>
-      <w:pPr>
-        <w:spacing w:line="360" w:lineRule="auto"/>
-        <w:jc w:val="both"/>
-      </w:pPr>
-      <w:r>
-        <w:t>    </w:t>
-      </w:r>
-    </w:p>
-    <w:p>
-      <w:pPr>
-        <w:spacing w:line="360" w:lineRule="auto"/>
-        <w:jc w:val="both"/>
-      </w:pPr>
-    </w:p>
-    <w:p>
-      <w:pPr>
-        <w:spacing w:line="360" w:lineRule="auto"/>
-        <w:jc w:val="both"/>
-      </w:pPr>
-    </w:p>
-    <w:p>
-      <w:pPr>
-        <w:spacing w:line="360" w:lineRule="auto"/>
-        <w:jc w:val="both"/>
-      </w:pPr>
-    </w:p>
-    <w:p>
-      <w:pPr>
-        <w:spacing w:line="360" w:lineRule="auto"/>
-        <w:jc w:val="both"/>
-      </w:pPr>
-    </w:p>
-    <w:p>
-      <w:pPr>
-        <w:spacing w:line="360" w:lineRule="auto"/>
-        <w:jc w:val="both"/>
-      </w:pPr>
-    </w:p>
-    <w:p>
-      <w:pPr>
-        <w:spacing w:line="360" w:lineRule="auto"/>
-        <w:jc w:val="both"/>
-      </w:pPr>
-    </w:p>
-    <w:p>
-      <w:pPr>
-        <w:spacing w:line="360" w:lineRule="auto"/>
-        <w:jc w:val="both"/>
-      </w:pPr>
-    </w:p>
-    <w:p>
-      <w:pPr>
-        <w:spacing w:line="360" w:lineRule="auto"/>
-        <w:jc w:val="both"/>
-      </w:pPr>
-    </w:p>
-    <w:p>
-      <w:pPr>
-        <w:spacing w:line="360" w:lineRule="auto"/>
-        <w:jc w:val="both"/>
-      </w:pPr>
-    </w:p>
-    <w:p>
-      <w:pPr>
-        <w:spacing w:line="360" w:lineRule="auto"/>
-        <w:jc w:val="both"/>
-      </w:pPr>
-    </w:p>
-    <w:p>
-      <w:pPr>
-        <w:spacing w:line="360" w:lineRule="auto"/>
-        <w:jc w:val="both"/>
-      </w:pPr>
-    </w:p>
-    <w:p>
-      <w:pPr>
-        <w:spacing w:line="360" w:lineRule="auto"/>
-        <w:jc w:val="both"/>
-      </w:pPr>
-    </w:p>
-    <w:p>
-      <w:pPr>
-        <w:spacing w:line="360" w:lineRule="auto"/>
-        <w:jc w:val="both"/>
-      </w:pPr>
-    </w:p>
-    <w:p>
-      <w:pPr>
-        <w:spacing w:line="360" w:lineRule="auto"/>
-        <w:jc w:val="both"/>
-      </w:pPr>
-    </w:p>
-    <w:p>
-      <w:pPr>
-        <w:spacing w:line="360" w:lineRule="auto"/>
-        <w:jc w:val="both"/>
-      </w:pPr>
-    </w:p>
-    <w:p>
-      <w:pPr>
-        <w:spacing w:line="360" w:lineRule="auto"/>
-        <w:jc w:val="both"/>
-      </w:pPr>
-    </w:p>
-    <w:p>
-      <w:pPr>
-        <w:spacing w:line="360" w:lineRule="auto"/>
-        <w:jc w:val="both"/>
-      </w:pPr>
-    </w:p>
-    <w:p>
-      <w:pPr>
-        <w:pStyle w:val="Ttulo2"/>
-      </w:pPr>
-      <w:r>
-        <w:t>     </w:t>
-      </w:r>
-      <w:bookmarkStart w:id="10" w:name="_Toc227570282"/>
-      <w:r>
-        <w:t>4.7</w:t>
-      </w:r>
-      <w:r>
-        <w:t>RISCOS E RESTRIÇÕES</w:t>
-      </w:r>
-      <w:bookmarkEnd w:id="10"/>
-      <w:r>
-        <w:t> </w:t>
+        <w:t xml:space="preserve"> podem comprometer o funcionamento das dashboard, gerando um estresse </w:t>
+      </w:r>
+      <w:r>
+        <w:t>para o</w:t>
+      </w:r>
+      <w:r>
+        <w:t xml:space="preserve"> cliente final</w:t>
+      </w:r>
+      <w:r>
+        <w:t>. Além disso, a curva de aprendizado técnica surge como desafio</w:t>
+      </w:r>
+      <w:r>
+        <w:t>, já que pode causar atrasos no cronograma caso surjam bugs e problemas mais complexos.</w:t>
+      </w:r>
+    </w:p>
+    <w:p/>
+    <w:p>
+      <w:r>
+        <w:t>Restrições do projeto:</w:t>
+      </w:r>
+    </w:p>
+    <w:p>
+      <w:r>
+        <w:t>As restrições para o projeto Skate.log estão marcadas por diretrizes acadêmicas e t</w:t>
+      </w:r>
+      <w:r>
+        <w:t>écnicas. Primeira, o projeto precisa ser entregue dentro do prazo estimado, estabelecido de acordo com o calendário da Faculdade</w:t>
+      </w:r>
+      <w:r>
+        <w:t xml:space="preserve">, limitando a extensão do escopo para implementação de itens mais complexos. Na visão técnica o projeto está restrito </w:t>
+      </w:r>
+      <w:r>
+        <w:t>á algumas tecnologias e linguagens de programação definidas pela instituição, como Javascript, HTML, CSS e a API disponibilizada</w:t>
+      </w:r>
+      <w:r>
+        <w:t>, devendo operar em um banco de dados localizado em um ambiente virtual.</w:t>
       </w:r>
     </w:p>
     <w:p>
@@ -3036,87 +3226,10 @@
     </w:p>
     <w:p>
       <w:pPr>
-        <w:spacing w:line="360" w:lineRule="auto"/>
-        <w:jc w:val="both"/>
-      </w:pPr>
-    </w:p>
-    <w:p>
-      <w:pPr>
-        <w:spacing w:line="360" w:lineRule="auto"/>
-        <w:jc w:val="both"/>
-      </w:pPr>
-    </w:p>
-    <w:p>
-      <w:pPr>
-        <w:spacing w:line="360" w:lineRule="auto"/>
-        <w:jc w:val="both"/>
-      </w:pPr>
-    </w:p>
-    <w:p>
-      <w:pPr>
-        <w:spacing w:line="360" w:lineRule="auto"/>
-        <w:jc w:val="both"/>
-      </w:pPr>
-    </w:p>
-    <w:p>
-      <w:pPr>
-        <w:spacing w:line="360" w:lineRule="auto"/>
-        <w:jc w:val="both"/>
-      </w:pPr>
-    </w:p>
-    <w:p>
-      <w:pPr>
-        <w:spacing w:line="360" w:lineRule="auto"/>
-        <w:jc w:val="both"/>
-      </w:pPr>
-    </w:p>
-    <w:p>
-      <w:pPr>
-        <w:spacing w:line="360" w:lineRule="auto"/>
-        <w:jc w:val="both"/>
-      </w:pPr>
-    </w:p>
-    <w:p>
-      <w:pPr>
-        <w:spacing w:line="360" w:lineRule="auto"/>
-        <w:jc w:val="both"/>
-      </w:pPr>
-    </w:p>
-    <w:p>
-      <w:pPr>
-        <w:spacing w:line="360" w:lineRule="auto"/>
-        <w:jc w:val="both"/>
-      </w:pPr>
-    </w:p>
-    <w:p>
-      <w:pPr>
-        <w:spacing w:line="360" w:lineRule="auto"/>
-        <w:jc w:val="both"/>
-      </w:pPr>
-    </w:p>
-    <w:p>
-      <w:pPr>
-        <w:spacing w:line="360" w:lineRule="auto"/>
-        <w:jc w:val="both"/>
-      </w:pPr>
-    </w:p>
-    <w:p>
-      <w:pPr>
-        <w:spacing w:line="360" w:lineRule="auto"/>
-        <w:jc w:val="both"/>
-      </w:pPr>
-    </w:p>
-    <w:p>
-      <w:pPr>
-        <w:spacing w:line="360" w:lineRule="auto"/>
-        <w:jc w:val="both"/>
-      </w:pPr>
-    </w:p>
-    <w:p>
-      <w:pPr>
         <w:pStyle w:val="Ttulo2"/>
       </w:pPr>
       <w:r>
+        <w:lastRenderedPageBreak/>
         <w:t> </w:t>
       </w:r>
       <w:bookmarkStart w:id="11" w:name="_Toc227570283"/>
@@ -3138,7 +3251,19 @@
       </w:pPr>
       <w:r>
         <w:tab/>
-        <w:t>Os stakeholders do projeto dividem-se em três níveis de interesse e impacto. O stakeholder primário é o próprio desenvolvedor, sendo o principal interessado no sucesso técnico e pessoal do produto. Em segundo plano estão os usuários entusiastas e a comunidade urbana de skate, que usufruirão do conteúdo e das ferramentas de evolução. Por fim, os stakeholders terciários incluem recrutadores e avaliadores técnicos, para quem o projeto servirá como uma vitrine de habilidades técnicas, visão de mercado e capacidade de traduzir conceitos complexos em soluções digitais eficientes. </w:t>
+        <w:t xml:space="preserve">Os stakeholders do projeto dividem-se em três níveis de interesse e impacto. O stakeholder primário é o próprio desenvolvedor, sendo o principal interessado no sucesso técnico e pessoal do produto. Em segundo plano estão os usuários entusiastas e a comunidade urbana de skate, que usufruirão do conteúdo e das ferramentas de evolução. Por fim, os stakeholders terciários incluem recrutadores e avaliadores técnicos, para quem o projeto servirá como uma </w:t>
+      </w:r>
+      <w:r>
+        <w:t xml:space="preserve">certeza das </w:t>
+      </w:r>
+      <w:r>
+        <w:t>habilidades técnicas</w:t>
+      </w:r>
+      <w:r>
+        <w:t xml:space="preserve"> aprendidas durante os primeiros 5 meses de ensino na instituição</w:t>
+      </w:r>
+      <w:r>
+        <w:t>. </w:t>
       </w:r>
     </w:p>
     <w:p>
@@ -3270,6 +3395,7 @@
       </w:pPr>
       <w:bookmarkStart w:id="12" w:name="_Toc227570284"/>
       <w:r>
+        <w:lastRenderedPageBreak/>
         <w:t>5.</w:t>
       </w:r>
       <w:r>
@@ -3286,6 +3412,9 @@
         <w:jc w:val="both"/>
       </w:pPr>
       <w:r>
+        <w:rPr>
+          <w:noProof/>
+        </w:rPr>
         <w:drawing>
           <wp:inline distT="0" distB="0" distL="0" distR="0" wp14:anchorId="34EDD518" wp14:editId="15989FD4">
             <wp:extent cx="5722620" cy="2811780"/>
@@ -3435,6 +3564,7 @@
       </w:pPr>
       <w:bookmarkStart w:id="13" w:name="_Toc227570285"/>
       <w:r>
+        <w:lastRenderedPageBreak/>
         <w:t>6.</w:t>
       </w:r>
       <w:r>
@@ -3451,7 +3581,41 @@
         <w:jc w:val="both"/>
       </w:pPr>
       <w:r>
-        <w:t>As diretrizes operacionais deste projeto baseiam-se na premissa de que haverá disponibilidade contínua das ferramentas de desenvolvimento e estabilidade nas APIs de terceiros, garantindo que o fluxo de trabalho não sofra interrupções externas críticas. Assume-se que o desenvolvedor manterá uma dedicação constante ao cronograma e que o acesso aos serviços de hospedagem em nuvem permanecerá ininterrupto, validando a relevância do conteúdo para uma comunidade de skate que se presume ativa e engajada. No entanto, o sucesso desta execução está condicionado a restrições rigorosas, como a ausência de orçamento para serviços premium, o que limita o projeto ao uso exclusivo de tecnologias de código aberto e camadas gratuitas de infraestrutura. Além disso, o desenvolvimento deve respeitar o limite temporal do semestre letivo de 2026 e a capacidade produtiva de um único desenvolvedor, exigindo uma gestão de prioridades severa para assegurar que a performance e a segurança do sistema sejam mantidas dentro dos padrões técnicos estabelecidos, mesmo diante das limitações de uma equipe reduzida. </w:t>
+        <w:t xml:space="preserve">As diretrizes operacionais deste projeto baseiam-se na premissa de que haverá disponibilidade contínua das ferramentas de desenvolvimento e estabilidade nas APIs de </w:t>
+      </w:r>
+      <w:r>
+        <w:t>terceiros</w:t>
+      </w:r>
+      <w:r>
+        <w:t xml:space="preserve"> (</w:t>
+      </w:r>
+      <w:r>
+        <w:t>Web Data-</w:t>
+      </w:r>
+      <w:proofErr w:type="spellStart"/>
+      <w:r>
+        <w:t>Viz</w:t>
+      </w:r>
+      <w:proofErr w:type="spellEnd"/>
+      <w:r>
+        <w:t xml:space="preserve"> - </w:t>
+      </w:r>
+      <w:proofErr w:type="spellStart"/>
+      <w:r>
+        <w:t>SpTech</w:t>
+      </w:r>
+      <w:proofErr w:type="spellEnd"/>
+      <w:r>
+        <w:t>)</w:t>
+      </w:r>
+      <w:r>
+        <w:t>, garantindo que o fluxo de trabalho não sofra interrupções externas críticas. Assume-se que o desenvolvedor manterá uma dedicação constante ao cronograma</w:t>
+      </w:r>
+      <w:r>
+        <w:t xml:space="preserve">, </w:t>
+      </w:r>
+      <w:r>
+        <w:t>validando a relevância do conteúdo para uma comunidade de skate que se presume ativa e engajada. No entanto, o sucesso desta execução está condicionado a restrições rigorosas, como a ausência de orçamento para serviços premium, o que limita o projeto ao uso exclusivo de tecnologias de código aberto e camadas gratuitas de infraestrutura. Além disso, o desenvolvimento deve respeitar o limite temporal do semestre letivo de 2026 e a capacidade produtiva de um único desenvolvedor, exigindo uma gestão de prioridades severa para assegurar que a performance e a segurança do sistema sejam mantidas dentro dos padrões técnicos estabelecidos, mesmo diante das limitações de uma equipe reduzida. </w:t>
       </w:r>
     </w:p>
     <w:p>
@@ -3468,11 +3632,6 @@
         <w:spacing w:line="360" w:lineRule="auto"/>
         <w:jc w:val="both"/>
       </w:pPr>
-      <w:r>
-        <w:t> </w:t>
-      </w:r>
-    </w:p>
-    <w:p>
       <w:r>
         <w:t> </w:t>
       </w:r>
